--- a/server/templates/mau_1a_chuan.docx
+++ b/server/templates/mau_1a_chuan.docx
@@ -22,6 +22,7 @@
         <w:tblW w:w="9900" w:type="dxa"/>
         <w:tblInd w:w="-342" w:type="dxa"/>
         <w:tblLook w:val="04A0" w:firstRow="1" w:lastRow="0" w:firstColumn="1" w:lastColumn="0" w:noHBand="0" w:noVBand="1"/>
+        <w:tblLayout w:type="fixed"/>
       </w:tblPr>
       <w:tblGrid>
         <w:gridCol w:w="4230"/>
@@ -71,10 +72,18 @@
             <w:r>
               <w:rPr>
                 <w:b/>
-                <w:sz w:val="26"/>
-                <w:szCs w:val="26"/>
-              </w:rPr>
-              <w:t xml:space="preserve">{{don_vi_uppercase}}</w:t>
+                <w:noProof/>
+                <w:sz w:val="26"/>
+                <w:szCs w:val="26"/>
+                <w:highlight w:val="yellow"/>
+              </w:rPr>
+              <w:pict w14:anchorId="49ACF0D5">
+                <v:shapetype id="_x0000_t32" coordsize="21600,21600" o:spt="32" o:oned="t" path="m,l21600,21600e" filled="f">
+                  <v:path arrowok="t" fillok="f" o:connecttype="none"/>
+                  <o:lock v:ext="edit" shapetype="t"/>
+                </v:shapetype>
+                <v:shape id="_x0000_s1028" type="#_x0000_t32" style="position:absolute;left:0;text-align:left;margin-left:64.05pt;margin-top:14.65pt;width:60.75pt;height:.05pt;z-index:251658240" o:connectortype="straight"/>
+              </w:pict>
             </w:r>
           </w:p>
           <w:p>
@@ -105,11 +114,10 @@
             </w:pPr>
             <w:r>
               <w:rPr>
-                <w:b/>
-                <w:sz w:val="26"/>
-                <w:szCs w:val="26"/>
-              </w:rPr>
-              <w:t xml:space="preserve">Số: {{so_to_trinh}}</w:t>
+                <w:sz w:val="26"/>
+                <w:szCs w:val="26"/>
+              </w:rPr>
+              <w:t>Số: {so_to_trinh}</w:t>
             </w:r>
           </w:p>
           <w:p>
@@ -174,83 +182,17 @@
                 <w:noProof/>
                 <w:szCs w:val="28"/>
               </w:rPr>
-              <w:pict w14:anchorId="5FB71C29">
+              <w:pict w14:anchorId="0A9FF958">
                 <v:shape id="_x0000_s1026" type="#_x0000_t32" style="position:absolute;left:0;text-align:left;margin-left:48.3pt;margin-top:16pt;width:176.25pt;height:0;z-index:251657216" o:connectortype="straight"/>
               </w:pict>
             </w:r>
-            <w:proofErr w:type="spellStart"/>
             <w:r>
               <w:rPr>
                 <w:b/>
                 <w:szCs w:val="28"/>
               </w:rPr>
-              <w:t>Độc</w:t>
+              <w:t xml:space="preserve">Độc lập – Tự do – Hạnh phúc</w:t>
             </w:r>
-            <w:proofErr w:type="spellEnd"/>
-            <w:r>
-              <w:rPr>
-                <w:b/>
-                <w:szCs w:val="28"/>
-              </w:rPr>
-              <w:t xml:space="preserve"> </w:t>
-            </w:r>
-            <w:proofErr w:type="spellStart"/>
-            <w:r>
-              <w:rPr>
-                <w:b/>
-                <w:szCs w:val="28"/>
-              </w:rPr>
-              <w:t>lập</w:t>
-            </w:r>
-            <w:proofErr w:type="spellEnd"/>
-            <w:r>
-              <w:rPr>
-                <w:b/>
-                <w:szCs w:val="28"/>
-              </w:rPr>
-              <w:t xml:space="preserve"> – </w:t>
-            </w:r>
-            <w:proofErr w:type="spellStart"/>
-            <w:r>
-              <w:rPr>
-                <w:b/>
-                <w:szCs w:val="28"/>
-              </w:rPr>
-              <w:t>Tự</w:t>
-            </w:r>
-            <w:proofErr w:type="spellEnd"/>
-            <w:r>
-              <w:rPr>
-                <w:b/>
-                <w:szCs w:val="28"/>
-              </w:rPr>
-              <w:t xml:space="preserve"> do – </w:t>
-            </w:r>
-            <w:proofErr w:type="spellStart"/>
-            <w:r>
-              <w:rPr>
-                <w:b/>
-                <w:szCs w:val="28"/>
-              </w:rPr>
-              <w:t>Hạnh</w:t>
-            </w:r>
-            <w:proofErr w:type="spellEnd"/>
-            <w:r>
-              <w:rPr>
-                <w:b/>
-                <w:szCs w:val="28"/>
-              </w:rPr>
-              <w:t xml:space="preserve"> </w:t>
-            </w:r>
-            <w:proofErr w:type="spellStart"/>
-            <w:r>
-              <w:rPr>
-                <w:b/>
-                <w:szCs w:val="28"/>
-              </w:rPr>
-              <w:t>phúc</w:t>
-            </w:r>
-            <w:proofErr w:type="spellEnd"/>
           </w:p>
           <w:p>
             <w:pPr>
@@ -294,11 +236,12 @@
             </w:pPr>
             <w:r>
               <w:rPr>
-                <w:b/>
-                <w:sz w:val="26"/>
-                <w:szCs w:val="26"/>
-              </w:rPr>
-              <w:t xml:space="preserve">Cần Thơ, ngày {{ngay}} tháng {{thang}} năm {{nam}}</w:t>
+                <w:rFonts w:ascii="Times New Roman" w:hAnsi="Times New Roman"/>
+                <w:i/>
+                <w:sz w:val="26"/>
+                <w:szCs w:val="26"/>
+              </w:rPr>
+              <w:t>Cần Thơ, ngày {ngay} tháng {thang} năm {nam}</w:t>
             </w:r>
           </w:p>
         </w:tc>
@@ -347,7 +290,6 @@
           <w:szCs w:val="26"/>
         </w:rPr>
       </w:pPr>
-      <w:proofErr w:type="spellStart"/>
       <w:r>
         <w:rPr>
           <w:rFonts w:ascii="Times New Roman" w:hAnsi="Times New Roman"/>
@@ -355,77 +297,7 @@
           <w:sz w:val="26"/>
           <w:szCs w:val="26"/>
         </w:rPr>
-        <w:t>Về</w:t>
-      </w:r>
-      <w:proofErr w:type="spellEnd"/>
-      <w:r>
-        <w:rPr>
-          <w:rFonts w:ascii="Times New Roman" w:hAnsi="Times New Roman"/>
-          <w:b/>
-          <w:sz w:val="26"/>
-          <w:szCs w:val="26"/>
-        </w:rPr>
-        <w:t xml:space="preserve"> </w:t>
-      </w:r>
-      <w:proofErr w:type="spellStart"/>
-      <w:r>
-        <w:rPr>
-          <w:rFonts w:ascii="Times New Roman" w:hAnsi="Times New Roman"/>
-          <w:b/>
-          <w:sz w:val="26"/>
-          <w:szCs w:val="26"/>
-        </w:rPr>
-        <w:t>việc</w:t>
-      </w:r>
-      <w:proofErr w:type="spellEnd"/>
-      <w:r>
-        <w:rPr>
-          <w:rFonts w:ascii="Times New Roman" w:hAnsi="Times New Roman"/>
-          <w:b/>
-          <w:sz w:val="26"/>
-          <w:szCs w:val="26"/>
-        </w:rPr>
-        <w:t xml:space="preserve"> </w:t>
-      </w:r>
-      <w:proofErr w:type="spellStart"/>
-      <w:r>
-        <w:rPr>
-          <w:rFonts w:ascii="Times New Roman" w:hAnsi="Times New Roman"/>
-          <w:b/>
-          <w:sz w:val="26"/>
-          <w:szCs w:val="26"/>
-        </w:rPr>
-        <w:t>chuyển</w:t>
-      </w:r>
-      <w:proofErr w:type="spellEnd"/>
-      <w:r>
-        <w:rPr>
-          <w:rFonts w:ascii="Times New Roman" w:hAnsi="Times New Roman"/>
-          <w:b/>
-          <w:sz w:val="26"/>
-          <w:szCs w:val="26"/>
-        </w:rPr>
-        <w:t xml:space="preserve"> </w:t>
-      </w:r>
-      <w:proofErr w:type="spellStart"/>
-      <w:r>
-        <w:rPr>
-          <w:rFonts w:ascii="Times New Roman" w:hAnsi="Times New Roman"/>
-          <w:b/>
-          <w:sz w:val="26"/>
-          <w:szCs w:val="26"/>
-        </w:rPr>
-        <w:t>giao</w:t>
-      </w:r>
-      <w:proofErr w:type="spellEnd"/>
-      <w:r>
-        <w:rPr>
-          <w:rFonts w:ascii="Times New Roman" w:hAnsi="Times New Roman"/>
-          <w:b/>
-          <w:sz w:val="26"/>
-          <w:szCs w:val="26"/>
-        </w:rPr>
-        <w:t xml:space="preserve"> </w:t>
+        <w:t xml:space="preserve">Về việc chuyển giao </w:t>
       </w:r>
       <w:r>
         <w:rPr>
@@ -435,42 +307,8 @@
           <w:sz w:val="26"/>
           <w:szCs w:val="26"/>
         </w:rPr>
-        <w:t xml:space="preserve">tri </w:t>
+        <w:t xml:space="preserve">tri thức: từ</w:t>
       </w:r>
-      <w:proofErr w:type="spellStart"/>
-      <w:r>
-        <w:rPr>
-          <w:rFonts w:ascii="Times New Roman" w:hAnsi="Times New Roman"/>
-          <w:b/>
-          <w:iCs/>
-          <w:sz w:val="26"/>
-          <w:szCs w:val="26"/>
-        </w:rPr>
-        <w:t>thức</w:t>
-      </w:r>
-      <w:proofErr w:type="spellEnd"/>
-      <w:r>
-        <w:rPr>
-          <w:rFonts w:ascii="Times New Roman" w:hAnsi="Times New Roman"/>
-          <w:b/>
-          <w:iCs/>
-          <w:sz w:val="26"/>
-          <w:szCs w:val="26"/>
-        </w:rPr>
-        <w:t xml:space="preserve">: </w:t>
-      </w:r>
-      <w:proofErr w:type="spellStart"/>
-      <w:r>
-        <w:rPr>
-          <w:rFonts w:ascii="Times New Roman" w:hAnsi="Times New Roman"/>
-          <w:b/>
-          <w:iCs/>
-          <w:sz w:val="26"/>
-          <w:szCs w:val="26"/>
-        </w:rPr>
-        <w:t>từ</w:t>
-      </w:r>
-      <w:proofErr w:type="spellEnd"/>
       <w:r>
         <w:rPr>
           <w:rFonts w:ascii="Times New Roman" w:hAnsi="Times New Roman"/>
@@ -482,7 +320,6 @@
         </w:rPr>
         <w:t xml:space="preserve"> </w:t>
       </w:r>
-      <w:proofErr w:type="spellStart"/>
       <w:r>
         <w:rPr>
           <w:rFonts w:ascii="Times New Roman" w:hAnsi="Times New Roman"/>
@@ -493,403 +330,19 @@
           <w:sz w:val="26"/>
           <w:szCs w:val="26"/>
         </w:rPr>
-        <w:t>kết</w:t>
+        <w:t xml:space="preserve">kết quả đề tài nghiên cứu</w:t>
       </w:r>
-      <w:proofErr w:type="spellEnd"/>
       <w:r>
         <w:rPr>
           <w:rFonts w:ascii="Times New Roman" w:hAnsi="Times New Roman"/>
           <w:b/>
           <w:i/>
           <w:iCs/>
-          <w:color w:val="FF0000"/>
-          <w:sz w:val="26"/>
-          <w:szCs w:val="26"/>
-        </w:rPr>
-        <w:t xml:space="preserve"> </w:t>
+          <w:sz w:val="26"/>
+          <w:szCs w:val="26"/>
+        </w:rPr>
+        <w:t xml:space="preserve"> vào bài giảng – giáo trình, tài liệu tập huấn giảng dạy</w:t>
       </w:r>
-      <w:proofErr w:type="spellStart"/>
-      <w:r>
-        <w:rPr>
-          <w:rFonts w:ascii="Times New Roman" w:hAnsi="Times New Roman"/>
-          <w:b/>
-          <w:i/>
-          <w:iCs/>
-          <w:color w:val="FF0000"/>
-          <w:sz w:val="26"/>
-          <w:szCs w:val="26"/>
-        </w:rPr>
-        <w:t>quả</w:t>
-      </w:r>
-      <w:proofErr w:type="spellEnd"/>
-      <w:r>
-        <w:rPr>
-          <w:rFonts w:ascii="Times New Roman" w:hAnsi="Times New Roman"/>
-          <w:b/>
-          <w:i/>
-          <w:iCs/>
-          <w:color w:val="FF0000"/>
-          <w:sz w:val="26"/>
-          <w:szCs w:val="26"/>
-        </w:rPr>
-        <w:t xml:space="preserve"> </w:t>
-      </w:r>
-      <w:proofErr w:type="spellStart"/>
-      <w:r>
-        <w:rPr>
-          <w:rFonts w:ascii="Times New Roman" w:hAnsi="Times New Roman"/>
-          <w:b/>
-          <w:i/>
-          <w:iCs/>
-          <w:color w:val="FF0000"/>
-          <w:sz w:val="26"/>
-          <w:szCs w:val="26"/>
-        </w:rPr>
-        <w:t>đề</w:t>
-      </w:r>
-      <w:proofErr w:type="spellEnd"/>
-      <w:r>
-        <w:rPr>
-          <w:rFonts w:ascii="Times New Roman" w:hAnsi="Times New Roman"/>
-          <w:b/>
-          <w:i/>
-          <w:iCs/>
-          <w:color w:val="FF0000"/>
-          <w:sz w:val="26"/>
-          <w:szCs w:val="26"/>
-        </w:rPr>
-        <w:t xml:space="preserve"> </w:t>
-      </w:r>
-      <w:proofErr w:type="spellStart"/>
-      <w:r>
-        <w:rPr>
-          <w:rFonts w:ascii="Times New Roman" w:hAnsi="Times New Roman"/>
-          <w:b/>
-          <w:i/>
-          <w:iCs/>
-          <w:color w:val="FF0000"/>
-          <w:sz w:val="26"/>
-          <w:szCs w:val="26"/>
-        </w:rPr>
-        <w:t>tài</w:t>
-      </w:r>
-      <w:proofErr w:type="spellEnd"/>
-      <w:r>
-        <w:rPr>
-          <w:rFonts w:ascii="Times New Roman" w:hAnsi="Times New Roman"/>
-          <w:b/>
-          <w:i/>
-          <w:iCs/>
-          <w:color w:val="FF0000"/>
-          <w:sz w:val="26"/>
-          <w:szCs w:val="26"/>
-        </w:rPr>
-        <w:t xml:space="preserve"> </w:t>
-      </w:r>
-      <w:proofErr w:type="spellStart"/>
-      <w:r>
-        <w:rPr>
-          <w:rFonts w:ascii="Times New Roman" w:hAnsi="Times New Roman"/>
-          <w:b/>
-          <w:i/>
-          <w:iCs/>
-          <w:color w:val="FF0000"/>
-          <w:sz w:val="26"/>
-          <w:szCs w:val="26"/>
-        </w:rPr>
-        <w:t>nghiên</w:t>
-      </w:r>
-      <w:proofErr w:type="spellEnd"/>
-      <w:r>
-        <w:rPr>
-          <w:rFonts w:ascii="Times New Roman" w:hAnsi="Times New Roman"/>
-          <w:b/>
-          <w:i/>
-          <w:iCs/>
-          <w:color w:val="FF0000"/>
-          <w:sz w:val="26"/>
-          <w:szCs w:val="26"/>
-        </w:rPr>
-        <w:t xml:space="preserve"> </w:t>
-      </w:r>
-      <w:proofErr w:type="spellStart"/>
-      <w:r>
-        <w:rPr>
-          <w:rFonts w:ascii="Times New Roman" w:hAnsi="Times New Roman"/>
-          <w:b/>
-          <w:i/>
-          <w:iCs/>
-          <w:color w:val="FF0000"/>
-          <w:sz w:val="26"/>
-          <w:szCs w:val="26"/>
-        </w:rPr>
-        <w:t>cứu</w:t>
-      </w:r>
-      <w:proofErr w:type="spellEnd"/>
-      <w:r>
-        <w:rPr>
-          <w:rFonts w:ascii="Times New Roman" w:hAnsi="Times New Roman"/>
-          <w:b/>
-          <w:i/>
-          <w:iCs/>
-          <w:sz w:val="26"/>
-          <w:szCs w:val="26"/>
-        </w:rPr>
-        <w:t xml:space="preserve"> </w:t>
-      </w:r>
-      <w:proofErr w:type="spellStart"/>
-      <w:r>
-        <w:rPr>
-          <w:rFonts w:ascii="Times New Roman" w:hAnsi="Times New Roman"/>
-          <w:b/>
-          <w:i/>
-          <w:iCs/>
-          <w:sz w:val="26"/>
-          <w:szCs w:val="26"/>
-        </w:rPr>
-        <w:t>vào</w:t>
-      </w:r>
-      <w:proofErr w:type="spellEnd"/>
-      <w:r>
-        <w:rPr>
-          <w:rFonts w:ascii="Times New Roman" w:hAnsi="Times New Roman"/>
-          <w:b/>
-          <w:i/>
-          <w:iCs/>
-          <w:sz w:val="26"/>
-          <w:szCs w:val="26"/>
-        </w:rPr>
-        <w:t xml:space="preserve"> </w:t>
-      </w:r>
-      <w:proofErr w:type="spellStart"/>
-      <w:r>
-        <w:rPr>
-          <w:rFonts w:ascii="Times New Roman" w:hAnsi="Times New Roman"/>
-          <w:b/>
-          <w:i/>
-          <w:iCs/>
-          <w:sz w:val="26"/>
-          <w:szCs w:val="26"/>
-        </w:rPr>
-        <w:t>bài</w:t>
-      </w:r>
-      <w:proofErr w:type="spellEnd"/>
-      <w:r>
-        <w:rPr>
-          <w:rFonts w:ascii="Times New Roman" w:hAnsi="Times New Roman"/>
-          <w:b/>
-          <w:i/>
-          <w:iCs/>
-          <w:sz w:val="26"/>
-          <w:szCs w:val="26"/>
-        </w:rPr>
-        <w:t xml:space="preserve"> </w:t>
-      </w:r>
-      <w:proofErr w:type="spellStart"/>
-      <w:r>
-        <w:rPr>
-          <w:rFonts w:ascii="Times New Roman" w:hAnsi="Times New Roman"/>
-          <w:b/>
-          <w:i/>
-          <w:iCs/>
-          <w:sz w:val="26"/>
-          <w:szCs w:val="26"/>
-        </w:rPr>
-        <w:t>giảng</w:t>
-      </w:r>
-      <w:proofErr w:type="spellEnd"/>
-      <w:r>
-        <w:rPr>
-          <w:rFonts w:ascii="Times New Roman" w:hAnsi="Times New Roman"/>
-          <w:b/>
-          <w:i/>
-          <w:iCs/>
-          <w:sz w:val="26"/>
-          <w:szCs w:val="26"/>
-        </w:rPr>
-        <w:t xml:space="preserve"> – </w:t>
-      </w:r>
-      <w:proofErr w:type="spellStart"/>
-      <w:r>
-        <w:rPr>
-          <w:rFonts w:ascii="Times New Roman" w:hAnsi="Times New Roman"/>
-          <w:b/>
-          <w:i/>
-          <w:iCs/>
-          <w:sz w:val="26"/>
-          <w:szCs w:val="26"/>
-        </w:rPr>
-        <w:t>giáo</w:t>
-      </w:r>
-      <w:proofErr w:type="spellEnd"/>
-      <w:r>
-        <w:rPr>
-          <w:rFonts w:ascii="Times New Roman" w:hAnsi="Times New Roman"/>
-          <w:b/>
-          <w:i/>
-          <w:iCs/>
-          <w:sz w:val="26"/>
-          <w:szCs w:val="26"/>
-        </w:rPr>
-        <w:t xml:space="preserve"> </w:t>
-      </w:r>
-      <w:proofErr w:type="spellStart"/>
-      <w:r>
-        <w:rPr>
-          <w:rFonts w:ascii="Times New Roman" w:hAnsi="Times New Roman"/>
-          <w:b/>
-          <w:i/>
-          <w:iCs/>
-          <w:sz w:val="26"/>
-          <w:szCs w:val="26"/>
-        </w:rPr>
-        <w:t>trình</w:t>
-      </w:r>
-      <w:proofErr w:type="spellEnd"/>
-      <w:r>
-        <w:rPr>
-          <w:rFonts w:ascii="Times New Roman" w:hAnsi="Times New Roman"/>
-          <w:b/>
-          <w:i/>
-          <w:iCs/>
-          <w:sz w:val="26"/>
-          <w:szCs w:val="26"/>
-        </w:rPr>
-        <w:t xml:space="preserve">, </w:t>
-      </w:r>
-      <w:proofErr w:type="spellStart"/>
-      <w:r>
-        <w:rPr>
-          <w:rFonts w:ascii="Times New Roman" w:hAnsi="Times New Roman"/>
-          <w:b/>
-          <w:i/>
-          <w:iCs/>
-          <w:sz w:val="26"/>
-          <w:szCs w:val="26"/>
-        </w:rPr>
-        <w:t>tài</w:t>
-      </w:r>
-      <w:proofErr w:type="spellEnd"/>
-      <w:r>
-        <w:rPr>
-          <w:rFonts w:ascii="Times New Roman" w:hAnsi="Times New Roman"/>
-          <w:b/>
-          <w:i/>
-          <w:iCs/>
-          <w:sz w:val="26"/>
-          <w:szCs w:val="26"/>
-        </w:rPr>
-        <w:t xml:space="preserve"> </w:t>
-      </w:r>
-      <w:proofErr w:type="spellStart"/>
-      <w:r>
-        <w:rPr>
-          <w:rFonts w:ascii="Times New Roman" w:hAnsi="Times New Roman"/>
-          <w:b/>
-          <w:i/>
-          <w:iCs/>
-          <w:sz w:val="26"/>
-          <w:szCs w:val="26"/>
-        </w:rPr>
-        <w:t>liệu</w:t>
-      </w:r>
-      <w:proofErr w:type="spellEnd"/>
-      <w:r>
-        <w:rPr>
-          <w:rFonts w:ascii="Times New Roman" w:hAnsi="Times New Roman"/>
-          <w:b/>
-          <w:i/>
-          <w:iCs/>
-          <w:sz w:val="26"/>
-          <w:szCs w:val="26"/>
-        </w:rPr>
-        <w:t xml:space="preserve"> </w:t>
-      </w:r>
-      <w:proofErr w:type="spellStart"/>
-      <w:r>
-        <w:rPr>
-          <w:rFonts w:ascii="Times New Roman" w:hAnsi="Times New Roman"/>
-          <w:b/>
-          <w:i/>
-          <w:iCs/>
-          <w:sz w:val="26"/>
-          <w:szCs w:val="26"/>
-        </w:rPr>
-        <w:t>tập</w:t>
-      </w:r>
-      <w:proofErr w:type="spellEnd"/>
-      <w:r>
-        <w:rPr>
-          <w:rFonts w:ascii="Times New Roman" w:hAnsi="Times New Roman"/>
-          <w:b/>
-          <w:i/>
-          <w:iCs/>
-          <w:sz w:val="26"/>
-          <w:szCs w:val="26"/>
-        </w:rPr>
-        <w:t xml:space="preserve"> </w:t>
-      </w:r>
-      <w:proofErr w:type="spellStart"/>
-      <w:r>
-        <w:rPr>
-          <w:rFonts w:ascii="Times New Roman" w:hAnsi="Times New Roman"/>
-          <w:b/>
-          <w:i/>
-          <w:iCs/>
-          <w:sz w:val="26"/>
-          <w:szCs w:val="26"/>
-        </w:rPr>
-        <w:t>huấn</w:t>
-      </w:r>
-      <w:proofErr w:type="spellEnd"/>
-      <w:r>
-        <w:rPr>
-          <w:rFonts w:ascii="Times New Roman" w:hAnsi="Times New Roman"/>
-          <w:b/>
-          <w:i/>
-          <w:iCs/>
-          <w:sz w:val="26"/>
-          <w:szCs w:val="26"/>
-        </w:rPr>
-        <w:t xml:space="preserve"> </w:t>
-      </w:r>
-      <w:proofErr w:type="spellStart"/>
-      <w:r>
-        <w:rPr>
-          <w:rFonts w:ascii="Times New Roman" w:hAnsi="Times New Roman"/>
-          <w:b/>
-          <w:i/>
-          <w:iCs/>
-          <w:sz w:val="26"/>
-          <w:szCs w:val="26"/>
-        </w:rPr>
-        <w:t>giảng</w:t>
-      </w:r>
-      <w:proofErr w:type="spellEnd"/>
-      <w:r>
-        <w:rPr>
-          <w:rFonts w:ascii="Times New Roman" w:hAnsi="Times New Roman"/>
-          <w:b/>
-          <w:i/>
-          <w:iCs/>
-          <w:sz w:val="26"/>
-          <w:szCs w:val="26"/>
-        </w:rPr>
-        <w:t xml:space="preserve"> </w:t>
-      </w:r>
-      <w:proofErr w:type="spellStart"/>
-      <w:r>
-        <w:rPr>
-          <w:rFonts w:ascii="Times New Roman" w:hAnsi="Times New Roman"/>
-          <w:b/>
-          <w:i/>
-          <w:iCs/>
-          <w:sz w:val="26"/>
-          <w:szCs w:val="26"/>
-        </w:rPr>
-        <w:t>dạy</w:t>
-      </w:r>
-      <w:proofErr w:type="spellEnd"/>
     </w:p>
     <w:p>
       <w:pPr>
@@ -915,41 +368,13 @@
           <w:szCs w:val="26"/>
         </w:rPr>
       </w:pPr>
-      <w:proofErr w:type="spellStart"/>
       <w:r>
         <w:rPr>
           <w:rFonts w:ascii="Times New Roman" w:hAnsi="Times New Roman"/>
           <w:sz w:val="26"/>
           <w:szCs w:val="26"/>
         </w:rPr>
-        <w:t>Kính</w:t>
-      </w:r>
-      <w:proofErr w:type="spellEnd"/>
-      <w:r>
-        <w:rPr>
-          <w:rFonts w:ascii="Times New Roman" w:hAnsi="Times New Roman"/>
-          <w:sz w:val="26"/>
-          <w:szCs w:val="26"/>
-        </w:rPr>
-        <w:t xml:space="preserve"> </w:t>
-      </w:r>
-      <w:proofErr w:type="spellStart"/>
-      <w:r>
-        <w:rPr>
-          <w:rFonts w:ascii="Times New Roman" w:hAnsi="Times New Roman"/>
-          <w:sz w:val="26"/>
-          <w:szCs w:val="26"/>
-        </w:rPr>
-        <w:t>gửi</w:t>
-      </w:r>
-      <w:proofErr w:type="spellEnd"/>
-      <w:r>
-        <w:rPr>
-          <w:rFonts w:ascii="Times New Roman" w:hAnsi="Times New Roman"/>
-          <w:sz w:val="26"/>
-          <w:szCs w:val="26"/>
-        </w:rPr>
-        <w:t>:</w:t>
+        <w:t xml:space="preserve">Kính gửi:</w:t>
       </w:r>
       <w:r>
         <w:rPr>
@@ -966,149 +391,45 @@
           <w:sz w:val="26"/>
           <w:szCs w:val="26"/>
         </w:rPr>
-        <w:t xml:space="preserve">Ban </w:t>
-      </w:r>
-      <w:proofErr w:type="spellStart"/>
-      <w:r>
-        <w:rPr>
-          <w:rFonts w:ascii="Times New Roman" w:hAnsi="Times New Roman"/>
-          <w:b/>
-          <w:sz w:val="26"/>
-          <w:szCs w:val="26"/>
-        </w:rPr>
-        <w:t>Giám</w:t>
-      </w:r>
-      <w:proofErr w:type="spellEnd"/>
-      <w:r>
-        <w:rPr>
-          <w:rFonts w:ascii="Times New Roman" w:hAnsi="Times New Roman"/>
-          <w:b/>
-          <w:sz w:val="26"/>
-          <w:szCs w:val="26"/>
-        </w:rPr>
-        <w:t xml:space="preserve"> </w:t>
-      </w:r>
-      <w:proofErr w:type="spellStart"/>
-      <w:r>
-        <w:rPr>
-          <w:rFonts w:ascii="Times New Roman" w:hAnsi="Times New Roman"/>
-          <w:b/>
-          <w:sz w:val="26"/>
-          <w:szCs w:val="26"/>
-        </w:rPr>
-        <w:t>H</w:t>
-      </w:r>
-      <w:r>
-        <w:rPr>
-          <w:rFonts w:ascii="Times New Roman" w:hAnsi="Times New Roman"/>
-          <w:b/>
-          <w:sz w:val="26"/>
-          <w:szCs w:val="26"/>
-        </w:rPr>
-        <w:t>iệu</w:t>
-      </w:r>
-      <w:proofErr w:type="spellEnd"/>
-      <w:r>
-        <w:rPr>
-          <w:rFonts w:ascii="Times New Roman" w:hAnsi="Times New Roman"/>
-          <w:b/>
-          <w:sz w:val="26"/>
-          <w:szCs w:val="26"/>
-        </w:rPr>
-        <w:t xml:space="preserve"> </w:t>
-      </w:r>
-      <w:proofErr w:type="spellStart"/>
-      <w:r>
-        <w:rPr>
-          <w:rFonts w:ascii="Times New Roman" w:hAnsi="Times New Roman"/>
-          <w:b/>
-          <w:sz w:val="26"/>
-          <w:szCs w:val="26"/>
-        </w:rPr>
-        <w:t>trường</w:t>
-      </w:r>
-      <w:proofErr w:type="spellEnd"/>
-    </w:p>
-    <w:p>
-      <w:pPr>
-        <w:spacing w:after="120" w:line="276" w:lineRule="auto"/>
-        <w:rPr>
-          <w:rFonts w:ascii="Times New Roman" w:hAnsi="Times New Roman"/>
-          <w:b/>
-          <w:sz w:val="26"/>
-          <w:szCs w:val="26"/>
-        </w:rPr>
-      </w:pPr>
-    </w:p>
-    <w:p>
-      <w:pPr>
-        <w:spacing w:after="120" w:line="360" w:lineRule="auto"/>
-        <w:jc w:val="both"/>
-        <w:rPr>
-          <w:rFonts w:ascii="Times New Roman" w:hAnsi="Times New Roman"/>
-          <w:b/>
-          <w:bCs/>
-          <w:sz w:val="26"/>
-          <w:szCs w:val="26"/>
-        </w:rPr>
-      </w:pPr>
-      <w:r>
-        <w:rPr>
-          <w:rFonts w:ascii="Times New Roman" w:hAnsi="Times New Roman"/>
-          <w:b/>
-          <w:bCs/>
-          <w:sz w:val="26"/>
-          <w:szCs w:val="26"/>
-        </w:rPr>
-        <w:t xml:space="preserve">I. </w:t>
-      </w:r>
-      <w:proofErr w:type="spellStart"/>
-      <w:r>
-        <w:rPr>
-          <w:rFonts w:ascii="Times New Roman" w:hAnsi="Times New Roman"/>
-          <w:b/>
-          <w:bCs/>
-          <w:sz w:val="26"/>
-          <w:szCs w:val="26"/>
-        </w:rPr>
-        <w:t>Mục</w:t>
-      </w:r>
-      <w:proofErr w:type="spellEnd"/>
-      <w:r>
-        <w:rPr>
-          <w:rFonts w:ascii="Times New Roman" w:hAnsi="Times New Roman"/>
-          <w:b/>
-          <w:bCs/>
-          <w:sz w:val="26"/>
-          <w:szCs w:val="26"/>
-        </w:rPr>
-        <w:t xml:space="preserve"> </w:t>
-      </w:r>
-      <w:proofErr w:type="spellStart"/>
-      <w:r>
-        <w:rPr>
-          <w:rFonts w:ascii="Times New Roman" w:hAnsi="Times New Roman"/>
-          <w:b/>
-          <w:bCs/>
-          <w:sz w:val="26"/>
-          <w:szCs w:val="26"/>
-        </w:rPr>
-        <w:t>đích</w:t>
-      </w:r>
-      <w:proofErr w:type="spellEnd"/>
-      <w:r>
-        <w:rPr>
-          <w:rFonts w:ascii="Times New Roman" w:hAnsi="Times New Roman"/>
-          <w:b/>
-          <w:bCs/>
-          <w:sz w:val="26"/>
-          <w:szCs w:val="26"/>
-        </w:rPr>
-        <w:t xml:space="preserve"> </w:t>
+        <w:t xml:space="preserve">Ban Giám Hiệu trường</w:t>
       </w:r>
     </w:p>
     <w:p>
       <w:pPr>
+        <w:spacing w:after="120" w:line="276" w:lineRule="auto"/>
+        <w:rPr>
+          <w:rFonts w:ascii="Times New Roman" w:hAnsi="Times New Roman"/>
+          <w:b/>
+          <w:sz w:val="26"/>
+          <w:szCs w:val="26"/>
+        </w:rPr>
+      </w:pPr>
+    </w:p>
+    <w:p>
+      <w:pPr>
+        <w:spacing w:after="120" w:line="360" w:lineRule="auto"/>
+        <w:jc w:val="both"/>
+        <w:rPr>
+          <w:rFonts w:ascii="Times New Roman" w:hAnsi="Times New Roman"/>
+          <w:b/>
+          <w:bCs/>
+          <w:sz w:val="26"/>
+          <w:szCs w:val="26"/>
+        </w:rPr>
+      </w:pPr>
+      <w:r>
+        <w:rPr>
+          <w:rFonts w:ascii="Times New Roman" w:hAnsi="Times New Roman"/>
+          <w:b/>
+          <w:bCs/>
+          <w:sz w:val="26"/>
+          <w:szCs w:val="26"/>
+        </w:rPr>
+        <w:t xml:space="preserve">I. Mục đích </w:t>
+      </w:r>
+    </w:p>
+    <w:p>
+      <w:pPr>
         <w:spacing w:after="120" w:line="360" w:lineRule="auto"/>
         <w:ind w:firstLine="720"/>
         <w:jc w:val="both"/>
@@ -1124,7 +445,7 @@
           <w:sz w:val="26"/>
           <w:szCs w:val="26"/>
         </w:rPr>
-        <w:t xml:space="preserve">{{muc_dich}}</w:t>
+        <w:t xml:space="preserve">{muc_dich}</w:t>
       </w:r>
     </w:p>
     <w:p>
@@ -1151,27 +472,7 @@
           <w:sz w:val="26"/>
           <w:szCs w:val="26"/>
         </w:rPr>
-        <w:t xml:space="preserve">II. </w:t>
-      </w:r>
-      <w:proofErr w:type="spellStart"/>
-      <w:r>
-        <w:rPr>
-          <w:rFonts w:ascii="Times New Roman" w:hAnsi="Times New Roman"/>
-          <w:b/>
-          <w:sz w:val="26"/>
-          <w:szCs w:val="26"/>
-        </w:rPr>
-        <w:t>Nội</w:t>
-      </w:r>
-      <w:proofErr w:type="spellEnd"/>
-      <w:r>
-        <w:rPr>
-          <w:rFonts w:ascii="Times New Roman" w:hAnsi="Times New Roman"/>
-          <w:b/>
-          <w:sz w:val="26"/>
-          <w:szCs w:val="26"/>
-        </w:rPr>
-        <w:t xml:space="preserve"> dung</w:t>
+        <w:t xml:space="preserve">II. Nội dung</w:t>
       </w:r>
       <w:r>
         <w:rPr>
@@ -1183,7 +484,6 @@
         </w:rPr>
         <w:t xml:space="preserve"> </w:t>
       </w:r>
-      <w:proofErr w:type="spellStart"/>
       <w:r>
         <w:rPr>
           <w:rFonts w:ascii="Times New Roman" w:hAnsi="Times New Roman"/>
@@ -1191,29 +491,8 @@
           <w:sz w:val="26"/>
           <w:szCs w:val="26"/>
         </w:rPr>
-        <w:t>chuyển</w:t>
+        <w:t xml:space="preserve">chuyển giao</w:t>
       </w:r>
-      <w:proofErr w:type="spellEnd"/>
-      <w:r>
-        <w:rPr>
-          <w:rFonts w:ascii="Times New Roman" w:hAnsi="Times New Roman"/>
-          <w:b/>
-          <w:sz w:val="26"/>
-          <w:szCs w:val="26"/>
-        </w:rPr>
-        <w:t xml:space="preserve"> </w:t>
-      </w:r>
-      <w:proofErr w:type="spellStart"/>
-      <w:r>
-        <w:rPr>
-          <w:rFonts w:ascii="Times New Roman" w:hAnsi="Times New Roman"/>
-          <w:b/>
-          <w:sz w:val="26"/>
-          <w:szCs w:val="26"/>
-        </w:rPr>
-        <w:t>giao</w:t>
-      </w:r>
-      <w:proofErr w:type="spellEnd"/>
       <w:r>
         <w:rPr>
           <w:rFonts w:ascii="Times New Roman" w:hAnsi="Times New Roman"/>
@@ -1256,20 +535,8 @@
           <w:szCs w:val="26"/>
           <w:lang w:eastAsia="vi-VN"/>
         </w:rPr>
-        <w:t xml:space="preserve">1. Nhu cầu cần sử dụng của đơn vị tiếp nhận chuyển giao:</w:t>
-      </w:r>
-      <w:r>
-        <w:br/>
-      </w:r>
-      <w:r>
-        <w:rPr>
-          <w:rFonts w:ascii="Times New Roman" w:hAnsi="Times New Roman"/>
-          <w:bCs/>
-          <w:sz w:val="26"/>
-          <w:szCs w:val="26"/>
-          <w:lang w:eastAsia="vi-VN"/>
-        </w:rPr>
-        <w:t xml:space="preserve">{{nhu_cau_tiep_nhan}}</w:t>
+        <w:t xml:space="preserve">1. Nhu cầu cần sử dụng của đơn vị tiếp nhận chuyển giao:
+{nhu_cau_tiep_nhan}</w:t>
       </w:r>
     </w:p>
     <w:p>
@@ -1319,20 +586,8 @@
           <w:szCs w:val="26"/>
           <w:lang w:eastAsia="vi-VN"/>
         </w:rPr>
-        <w:t xml:space="preserve">2. Đáp ứng thực hiện chuyển giao của cá nhân/ đơn vị có sản phẩm chuyển giao:</w:t>
-      </w:r>
-      <w:r>
-        <w:br/>
-      </w:r>
-      <w:r>
-        <w:rPr>
-          <w:rFonts w:ascii="Times New Roman" w:hAnsi="Times New Roman"/>
-          <w:bCs/>
-          <w:sz w:val="26"/>
-          <w:szCs w:val="26"/>
-          <w:lang w:eastAsia="vi-VN"/>
-        </w:rPr>
-        <w:t xml:space="preserve">{{dap_ung_thuc_hien}}</w:t>
+        <w:t xml:space="preserve">2. Đáp ứng thực hiện chuyển giao của cá nhân/ đơn vị có sản phẩm chuyển giao:
+{dap_ung_thuc_hien}</w:t>
       </w:r>
     </w:p>
     <w:p>
@@ -1372,20 +627,8 @@
           <w:szCs w:val="26"/>
           <w:lang w:eastAsia="vi-VN"/>
         </w:rPr>
-        <w:t xml:space="preserve">3. Mục tiêu của chuyển giao:</w:t>
-      </w:r>
-      <w:r>
-        <w:br/>
-      </w:r>
-      <w:r>
-        <w:rPr>
-          <w:rFonts w:ascii="Times New Roman" w:hAnsi="Times New Roman"/>
-          <w:bCs/>
-          <w:sz w:val="26"/>
-          <w:szCs w:val="26"/>
-          <w:lang w:eastAsia="vi-VN"/>
-        </w:rPr>
-        <w:t xml:space="preserve">{{muc_tieu}}</w:t>
+        <w:t xml:space="preserve">3. Mục tiêu của chuyển giao:
+{muc_tieu}</w:t>
       </w:r>
     </w:p>
     <w:p>
@@ -1425,20 +668,8 @@
           <w:szCs w:val="26"/>
           <w:lang w:eastAsia="vi-VN"/>
         </w:rPr>
-        <w:t xml:space="preserve">4. Đối tượng chuyển giao:</w:t>
-      </w:r>
-      <w:r>
-        <w:br/>
-      </w:r>
-      <w:r>
-        <w:rPr>
-          <w:rFonts w:ascii="Times New Roman" w:hAnsi="Times New Roman"/>
-          <w:bCs/>
-          <w:sz w:val="26"/>
-          <w:szCs w:val="26"/>
-          <w:lang w:eastAsia="vi-VN"/>
-        </w:rPr>
-        <w:t xml:space="preserve">{{doi_tuong}}</w:t>
+        <w:t xml:space="preserve">4. Đối tượng chuyển giao:
+{doi_tuong}</w:t>
       </w:r>
     </w:p>
     <w:p>
@@ -1478,20 +709,8 @@
           <w:szCs w:val="26"/>
           <w:lang w:eastAsia="vi-VN"/>
         </w:rPr>
-        <w:t xml:space="preserve">5. Phương thức chuyển giao:</w:t>
-      </w:r>
-      <w:r>
-        <w:br/>
-      </w:r>
-      <w:r>
-        <w:rPr>
-          <w:rFonts w:ascii="Times New Roman" w:hAnsi="Times New Roman"/>
-          <w:bCs/>
-          <w:sz w:val="26"/>
-          <w:szCs w:val="26"/>
-          <w:lang w:eastAsia="vi-VN"/>
-        </w:rPr>
-        <w:t xml:space="preserve">{{phuong_thuc}}</w:t>
+        <w:t xml:space="preserve">5. Phương thức chuyển giao:
+{phuong_thuc}</w:t>
       </w:r>
     </w:p>
     <w:p>
@@ -1531,7 +750,7 @@
           <w:szCs w:val="26"/>
           <w:lang w:eastAsia="vi-VN"/>
         </w:rPr>
-        <w:t xml:space="preserve">6. Hình thức chuyển giao: {{hinh_thuc}}</w:t>
+        <w:t xml:space="preserve">6. Hình thức chuyển giao: {hinh_thuc}</w:t>
       </w:r>
     </w:p>
     <w:p>
@@ -1571,20 +790,8 @@
           <w:szCs w:val="26"/>
           <w:lang w:eastAsia="vi-VN"/>
         </w:rPr>
-        <w:t xml:space="preserve">7. Quyền chuyển giao cụ thể đối với sản phẩm tri thức:</w:t>
-      </w:r>
-      <w:r>
-        <w:br/>
-      </w:r>
-      <w:r>
-        <w:rPr>
-          <w:rFonts w:ascii="Times New Roman" w:hAnsi="Times New Roman"/>
-          <w:bCs/>
-          <w:sz w:val="26"/>
-          <w:szCs w:val="26"/>
-          <w:lang w:eastAsia="vi-VN"/>
-        </w:rPr>
-        <w:t xml:space="preserve">{{quyen_chuyen_giao}}</w:t>
+        <w:t xml:space="preserve">7. Quyền chuyển giao cụ thể đối với sản phẩm tri thức:
+{quyen_chuyen_giao}</w:t>
       </w:r>
     </w:p>
     <w:p>
@@ -1632,9 +839,8 @@
           <w:bCs/>
           <w:sz w:val="26"/>
           <w:szCs w:val="26"/>
-          <w:lang w:val="vi-VN"/>
-        </w:rPr>
-        <w:t xml:space="preserve">III. Thời gian chuyển giao: {{thoi_gian}}</w:t>
+        </w:rPr>
+        <w:t xml:space="preserve">III. Thời gian chuyển giao (dự kiến): {thoi_gian}</w:t>
       </w:r>
     </w:p>
     <w:p>
@@ -1683,7 +889,7 @@
           <w:sz w:val="26"/>
           <w:szCs w:val="26"/>
         </w:rPr>
-        <w:t xml:space="preserve">IV. Địa điểm chuyển giao: {{dia_diem}}</w:t>
+        <w:t xml:space="preserve">IV. Địa điểm chuyển giao: {dia_diem}</w:t>
       </w:r>
     </w:p>
     <w:p>
@@ -1722,23 +928,13 @@
       <w:r>
         <w:rPr>
           <w:rFonts w:ascii="Times New Roman" w:hAnsi="Times New Roman"/>
-          <w:sz w:val="26"/>
-          <w:szCs w:val="26"/>
-          <w:lang w:val="vi-VN"/>
-        </w:rPr>
-        <w:t xml:space="preserve">V. Thành phần tham dự:</w:t>
-      </w:r>
-      <w:r>
-        <w:br/>
-      </w:r>
-      <w:r>
-        <w:rPr>
-          <w:rFonts w:ascii="Times New Roman" w:hAnsi="Times New Roman"/>
-          <w:sz w:val="26"/>
-          <w:szCs w:val="26"/>
-          <w:lang w:val="vi-VN"/>
-        </w:rPr>
-        <w:t xml:space="preserve">{{thanh_phan}}</w:t>
+          <w:b/>
+          <w:bCs/>
+          <w:sz w:val="26"/>
+          <w:szCs w:val="26"/>
+        </w:rPr>
+        <w:t xml:space="preserve">V. Thành phần tham dự:
+{thanh_phan}</w:t>
       </w:r>
     </w:p>
     <w:p>
@@ -1775,23 +971,12 @@
       <w:r>
         <w:rPr>
           <w:rFonts w:ascii="Times New Roman" w:hAnsi="Times New Roman"/>
-          <w:sz w:val="26"/>
-          <w:szCs w:val="26"/>
-          <w:lang w:val="vi-VN"/>
-        </w:rPr>
-        <w:t xml:space="preserve">VI. Kinh phí tổ chức:</w:t>
-      </w:r>
-      <w:r>
-        <w:br/>
-      </w:r>
-      <w:r>
-        <w:rPr>
-          <w:rFonts w:ascii="Times New Roman" w:hAnsi="Times New Roman"/>
-          <w:sz w:val="26"/>
-          <w:szCs w:val="26"/>
-          <w:lang w:val="vi-VN"/>
-        </w:rPr>
-        <w:t xml:space="preserve">{{kinh_phi}}</w:t>
+          <w:b/>
+          <w:bCs/>
+          <w:sz w:val="26"/>
+          <w:szCs w:val="26"/>
+        </w:rPr>
+        <w:t xml:space="preserve">VI. Kinh phí tổ chức: {kinh_phi}</w:t>
       </w:r>
     </w:p>
     <w:p>
@@ -1811,16 +996,7 @@
           <w:szCs w:val="26"/>
           <w:lang w:val="vi-VN"/>
         </w:rPr>
-        <w:t xml:space="preserve">Kính mong </w:t>
-      </w:r>
-      <w:r>
-        <w:rPr>
-          <w:rFonts w:ascii="Times New Roman" w:hAnsi="Times New Roman"/>
-          <w:sz w:val="26"/>
-          <w:szCs w:val="26"/>
-          <w:lang w:val="vi-VN"/>
-        </w:rPr>
-        <w:t>Ban Giám Hiệu</w:t>
+        <w:t xml:space="preserve">Kính mong Ban Giám Hiệu</w:t>
       </w:r>
       <w:r>
         <w:rPr>
@@ -1837,16 +1013,7 @@
           <w:szCs w:val="26"/>
           <w:lang w:val="vi-VN"/>
         </w:rPr>
-        <w:t>xem xét và phê duyệ</w:t>
-      </w:r>
-      <w:r>
-        <w:rPr>
-          <w:rFonts w:ascii="Times New Roman" w:hAnsi="Times New Roman"/>
-          <w:sz w:val="26"/>
-          <w:szCs w:val="26"/>
-          <w:lang w:val="vi-VN"/>
-        </w:rPr>
-        <w:t>t.</w:t>
+        <w:t xml:space="preserve">xem xét và phê duyệt.</w:t>
       </w:r>
     </w:p>
     <w:p>
@@ -1858,41 +1025,13 @@
           <w:szCs w:val="26"/>
         </w:rPr>
       </w:pPr>
-      <w:proofErr w:type="spellStart"/>
       <w:r>
         <w:rPr>
           <w:rFonts w:ascii="Times New Roman" w:hAnsi="Times New Roman"/>
           <w:sz w:val="26"/>
           <w:szCs w:val="26"/>
         </w:rPr>
-        <w:t>Trân</w:t>
-      </w:r>
-      <w:proofErr w:type="spellEnd"/>
-      <w:r>
-        <w:rPr>
-          <w:rFonts w:ascii="Times New Roman" w:hAnsi="Times New Roman"/>
-          <w:sz w:val="26"/>
-          <w:szCs w:val="26"/>
-        </w:rPr>
-        <w:t xml:space="preserve"> </w:t>
-      </w:r>
-      <w:proofErr w:type="spellStart"/>
-      <w:r>
-        <w:rPr>
-          <w:rFonts w:ascii="Times New Roman" w:hAnsi="Times New Roman"/>
-          <w:sz w:val="26"/>
-          <w:szCs w:val="26"/>
-        </w:rPr>
-        <w:t>trọng</w:t>
-      </w:r>
-      <w:proofErr w:type="spellEnd"/>
-      <w:r>
-        <w:rPr>
-          <w:rFonts w:ascii="Times New Roman" w:hAnsi="Times New Roman"/>
-          <w:sz w:val="26"/>
-          <w:szCs w:val="26"/>
-        </w:rPr>
-        <w:t>./.</w:t>
+        <w:t xml:space="preserve">Trân trọng./.</w:t>
       </w:r>
     </w:p>
     <w:p>
@@ -1939,7 +1078,6 @@
                 <w:szCs w:val="26"/>
               </w:rPr>
             </w:pPr>
-            <w:proofErr w:type="spellStart"/>
             <w:r>
               <w:rPr>
                 <w:rFonts w:ascii="Times New Roman" w:eastAsia="Times New Roman" w:hAnsi="Times New Roman"/>
@@ -1947,49 +1085,8 @@
                 <w:sz w:val="26"/>
                 <w:szCs w:val="26"/>
               </w:rPr>
-              <w:t>Trưởng</w:t>
+              <w:t xml:space="preserve">Trưởng đơn vị</w:t>
             </w:r>
-            <w:proofErr w:type="spellEnd"/>
-            <w:r>
-              <w:rPr>
-                <w:rFonts w:ascii="Times New Roman" w:eastAsia="Times New Roman" w:hAnsi="Times New Roman"/>
-                <w:b/>
-                <w:sz w:val="26"/>
-                <w:szCs w:val="26"/>
-              </w:rPr>
-              <w:t xml:space="preserve"> </w:t>
-            </w:r>
-            <w:proofErr w:type="spellStart"/>
-            <w:r>
-              <w:rPr>
-                <w:rFonts w:ascii="Times New Roman" w:eastAsia="Times New Roman" w:hAnsi="Times New Roman"/>
-                <w:b/>
-                <w:sz w:val="26"/>
-                <w:szCs w:val="26"/>
-              </w:rPr>
-              <w:t>đơn</w:t>
-            </w:r>
-            <w:proofErr w:type="spellEnd"/>
-            <w:r>
-              <w:rPr>
-                <w:rFonts w:ascii="Times New Roman" w:eastAsia="Times New Roman" w:hAnsi="Times New Roman"/>
-                <w:b/>
-                <w:sz w:val="26"/>
-                <w:szCs w:val="26"/>
-              </w:rPr>
-              <w:t xml:space="preserve"> </w:t>
-            </w:r>
-            <w:proofErr w:type="spellStart"/>
-            <w:r>
-              <w:rPr>
-                <w:rFonts w:ascii="Times New Roman" w:eastAsia="Times New Roman" w:hAnsi="Times New Roman"/>
-                <w:b/>
-                <w:sz w:val="26"/>
-                <w:szCs w:val="26"/>
-              </w:rPr>
-              <w:t>vị</w:t>
-            </w:r>
-            <w:proofErr w:type="spellEnd"/>
           </w:p>
         </w:tc>
         <w:tc>
@@ -2026,7 +1123,6 @@
                 <w:szCs w:val="26"/>
               </w:rPr>
             </w:pPr>
-            <w:proofErr w:type="spellStart"/>
             <w:r>
               <w:rPr>
                 <w:rFonts w:ascii="Times New Roman" w:eastAsia="Times New Roman" w:hAnsi="Times New Roman"/>
@@ -2034,126 +1130,7 @@
                 <w:sz w:val="26"/>
                 <w:szCs w:val="26"/>
               </w:rPr>
-              <w:t>Cá</w:t>
-            </w:r>
-            <w:proofErr w:type="spellEnd"/>
-            <w:r>
-              <w:rPr>
-                <w:rFonts w:ascii="Times New Roman" w:eastAsia="Times New Roman" w:hAnsi="Times New Roman"/>
-                <w:b/>
-                <w:sz w:val="26"/>
-                <w:szCs w:val="26"/>
-              </w:rPr>
-              <w:t xml:space="preserve"> </w:t>
-            </w:r>
-            <w:proofErr w:type="spellStart"/>
-            <w:r>
-              <w:rPr>
-                <w:rFonts w:ascii="Times New Roman" w:eastAsia="Times New Roman" w:hAnsi="Times New Roman"/>
-                <w:b/>
-                <w:sz w:val="26"/>
-                <w:szCs w:val="26"/>
-              </w:rPr>
-              <w:t>nhân</w:t>
-            </w:r>
-            <w:proofErr w:type="spellEnd"/>
-            <w:r>
-              <w:rPr>
-                <w:rFonts w:ascii="Times New Roman" w:eastAsia="Times New Roman" w:hAnsi="Times New Roman"/>
-                <w:b/>
-                <w:sz w:val="26"/>
-                <w:szCs w:val="26"/>
-              </w:rPr>
-              <w:t>/</w:t>
-            </w:r>
-            <w:proofErr w:type="spellStart"/>
-            <w:r>
-              <w:rPr>
-                <w:rFonts w:ascii="Times New Roman" w:eastAsia="Times New Roman" w:hAnsi="Times New Roman"/>
-                <w:b/>
-                <w:sz w:val="26"/>
-                <w:szCs w:val="26"/>
-              </w:rPr>
-              <w:t>C</w:t>
-            </w:r>
-            <w:r>
-              <w:rPr>
-                <w:rFonts w:ascii="Times New Roman" w:eastAsia="Times New Roman" w:hAnsi="Times New Roman"/>
-                <w:b/>
-                <w:sz w:val="26"/>
-                <w:szCs w:val="26"/>
-              </w:rPr>
-              <w:t>hủ</w:t>
-            </w:r>
-            <w:proofErr w:type="spellEnd"/>
-            <w:r>
-              <w:rPr>
-                <w:rFonts w:ascii="Times New Roman" w:eastAsia="Times New Roman" w:hAnsi="Times New Roman"/>
-                <w:b/>
-                <w:sz w:val="26"/>
-                <w:szCs w:val="26"/>
-              </w:rPr>
-              <w:t xml:space="preserve"> </w:t>
-            </w:r>
-            <w:proofErr w:type="spellStart"/>
-            <w:r>
-              <w:rPr>
-                <w:rFonts w:ascii="Times New Roman" w:eastAsia="Times New Roman" w:hAnsi="Times New Roman"/>
-                <w:b/>
-                <w:sz w:val="26"/>
-                <w:szCs w:val="26"/>
-              </w:rPr>
-              <w:t>nhiệm</w:t>
-            </w:r>
-            <w:proofErr w:type="spellEnd"/>
-            <w:r>
-              <w:rPr>
-                <w:rFonts w:ascii="Times New Roman" w:eastAsia="Times New Roman" w:hAnsi="Times New Roman"/>
-                <w:b/>
-                <w:sz w:val="26"/>
-                <w:szCs w:val="26"/>
-              </w:rPr>
-              <w:t xml:space="preserve"> </w:t>
-            </w:r>
-            <w:proofErr w:type="spellStart"/>
-            <w:r>
-              <w:rPr>
-                <w:rFonts w:ascii="Times New Roman" w:eastAsia="Times New Roman" w:hAnsi="Times New Roman"/>
-                <w:b/>
-                <w:sz w:val="26"/>
-                <w:szCs w:val="26"/>
-              </w:rPr>
-              <w:t>đề</w:t>
-            </w:r>
-            <w:proofErr w:type="spellEnd"/>
-            <w:r>
-              <w:rPr>
-                <w:rFonts w:ascii="Times New Roman" w:eastAsia="Times New Roman" w:hAnsi="Times New Roman"/>
-                <w:b/>
-                <w:sz w:val="26"/>
-                <w:szCs w:val="26"/>
-              </w:rPr>
-              <w:t xml:space="preserve"> </w:t>
-            </w:r>
-            <w:proofErr w:type="spellStart"/>
-            <w:r>
-              <w:rPr>
-                <w:rFonts w:ascii="Times New Roman" w:eastAsia="Times New Roman" w:hAnsi="Times New Roman"/>
-                <w:b/>
-                <w:sz w:val="26"/>
-                <w:szCs w:val="26"/>
-              </w:rPr>
-              <w:t>tài</w:t>
-            </w:r>
-            <w:proofErr w:type="spellEnd"/>
-            <w:r>
-              <w:rPr>
-                <w:rFonts w:ascii="Times New Roman" w:eastAsia="Times New Roman" w:hAnsi="Times New Roman"/>
-                <w:b/>
-                <w:sz w:val="26"/>
-                <w:szCs w:val="26"/>
-              </w:rPr>
-              <w:t xml:space="preserve"> </w:t>
+              <w:t xml:space="preserve">Cá nhân/Chủ nhiệm đề tài </w:t>
             </w:r>
           </w:p>
         </w:tc>
@@ -2345,6 +1322,17 @@
                 <w:szCs w:val="26"/>
               </w:rPr>
             </w:pPr>
+            <w:pPr>
+              <w:jc w:val="center"/>
+            </w:pPr>
+            <w:r>
+              <w:rPr>
+                <w:rFonts w:ascii="Times New Roman" w:hAnsi="Times New Roman" w:cs="Times New Roman"/>
+                <w:sz w:val="26"/>
+                <w:b/>
+              </w:rPr>
+              <w:t xml:space="preserve">{truong_don_vi}</w:t>
+            </w:r>
           </w:p>
         </w:tc>
         <w:tc>
@@ -2379,6 +1367,17 @@
                 <w:szCs w:val="26"/>
               </w:rPr>
             </w:pPr>
+            <w:pPr>
+              <w:jc w:val="center"/>
+            </w:pPr>
+            <w:r>
+              <w:rPr>
+                <w:rFonts w:ascii="Times New Roman" w:hAnsi="Times New Roman" w:cs="Times New Roman"/>
+                <w:sz w:val="26"/>
+                <w:b/>
+              </w:rPr>
+              <w:t xml:space="preserve">{ho_ten}</w:t>
+            </w:r>
           </w:p>
         </w:tc>
       </w:tr>
@@ -2401,7 +1400,6 @@
                 <w:szCs w:val="26"/>
               </w:rPr>
             </w:pPr>
-            <w:proofErr w:type="spellStart"/>
             <w:r>
               <w:rPr>
                 <w:rFonts w:ascii="Times New Roman" w:eastAsia="Times New Roman" w:hAnsi="Times New Roman"/>
@@ -2409,17 +1407,7 @@
                 <w:sz w:val="26"/>
                 <w:szCs w:val="26"/>
               </w:rPr>
-              <w:t>Phòng</w:t>
-            </w:r>
-            <w:proofErr w:type="spellEnd"/>
-            <w:r>
-              <w:rPr>
-                <w:rFonts w:ascii="Times New Roman" w:eastAsia="Times New Roman" w:hAnsi="Times New Roman"/>
-                <w:b/>
-                <w:sz w:val="26"/>
-                <w:szCs w:val="26"/>
-              </w:rPr>
-              <w:t xml:space="preserve"> KH&amp;CN</w:t>
+              <w:t xml:space="preserve">Phòng KH&amp;CN</w:t>
             </w:r>
           </w:p>
         </w:tc>
@@ -2456,7 +1444,6 @@
                 <w:szCs w:val="26"/>
               </w:rPr>
             </w:pPr>
-            <w:proofErr w:type="spellStart"/>
             <w:r>
               <w:rPr>
                 <w:rFonts w:ascii="Times New Roman" w:eastAsia="Times New Roman" w:hAnsi="Times New Roman"/>
@@ -2464,17 +1451,7 @@
                 <w:sz w:val="26"/>
                 <w:szCs w:val="26"/>
               </w:rPr>
-              <w:t>Phòng</w:t>
-            </w:r>
-            <w:proofErr w:type="spellEnd"/>
-            <w:r>
-              <w:rPr>
-                <w:rFonts w:ascii="Times New Roman" w:eastAsia="Times New Roman" w:hAnsi="Times New Roman"/>
-                <w:b/>
-                <w:sz w:val="26"/>
-                <w:szCs w:val="26"/>
-              </w:rPr>
-              <w:t xml:space="preserve"> TCKT</w:t>
+              <w:t xml:space="preserve">Phòng TCKT</w:t>
             </w:r>
           </w:p>
         </w:tc>
@@ -2745,41 +1722,13 @@
                 <w:rFonts w:ascii="Times New Roman" w:eastAsia="Times New Roman" w:hAnsi="Times New Roman"/>
               </w:rPr>
             </w:pPr>
-            <w:proofErr w:type="spellStart"/>
             <w:r>
               <w:rPr>
                 <w:rFonts w:ascii="Times New Roman" w:eastAsia="Times New Roman" w:hAnsi="Times New Roman"/>
                 <w:b/>
                 <w:i/>
               </w:rPr>
-              <w:t>Nơi</w:t>
-            </w:r>
-            <w:proofErr w:type="spellEnd"/>
-            <w:r>
-              <w:rPr>
-                <w:rFonts w:ascii="Times New Roman" w:eastAsia="Times New Roman" w:hAnsi="Times New Roman"/>
-                <w:b/>
-                <w:i/>
-              </w:rPr>
-              <w:t xml:space="preserve"> </w:t>
-            </w:r>
-            <w:proofErr w:type="spellStart"/>
-            <w:r>
-              <w:rPr>
-                <w:rFonts w:ascii="Times New Roman" w:eastAsia="Times New Roman" w:hAnsi="Times New Roman"/>
-                <w:b/>
-                <w:i/>
-              </w:rPr>
-              <w:t>nhận</w:t>
-            </w:r>
-            <w:proofErr w:type="spellEnd"/>
-            <w:r>
-              <w:rPr>
-                <w:rFonts w:ascii="Times New Roman" w:eastAsia="Times New Roman" w:hAnsi="Times New Roman"/>
-                <w:b/>
-                <w:i/>
-              </w:rPr>
-              <w:t>:</w:t>
+              <w:t xml:space="preserve">Nơi nhận:</w:t>
             </w:r>
           </w:p>
           <w:p>
@@ -2796,101 +1745,12 @@
               </w:rPr>
               <w:t>- (</w:t>
             </w:r>
-            <w:proofErr w:type="spellStart"/>
             <w:r>
               <w:rPr>
                 <w:rFonts w:ascii="Times New Roman" w:eastAsia="Times New Roman" w:hAnsi="Times New Roman"/>
                 <w:highlight w:val="yellow"/>
               </w:rPr>
-              <w:t>thêm</w:t>
-            </w:r>
-            <w:proofErr w:type="spellEnd"/>
-            <w:r>
-              <w:rPr>
-                <w:rFonts w:ascii="Times New Roman" w:eastAsia="Times New Roman" w:hAnsi="Times New Roman"/>
-                <w:highlight w:val="yellow"/>
-              </w:rPr>
-              <w:t xml:space="preserve"> </w:t>
-            </w:r>
-            <w:proofErr w:type="spellStart"/>
-            <w:r>
-              <w:rPr>
-                <w:rFonts w:ascii="Times New Roman" w:eastAsia="Times New Roman" w:hAnsi="Times New Roman"/>
-                <w:highlight w:val="yellow"/>
-              </w:rPr>
-              <w:t>tên</w:t>
-            </w:r>
-            <w:proofErr w:type="spellEnd"/>
-            <w:r>
-              <w:rPr>
-                <w:rFonts w:ascii="Times New Roman" w:eastAsia="Times New Roman" w:hAnsi="Times New Roman"/>
-                <w:highlight w:val="yellow"/>
-              </w:rPr>
-              <w:t xml:space="preserve"> </w:t>
-            </w:r>
-            <w:proofErr w:type="spellStart"/>
-            <w:r>
-              <w:rPr>
-                <w:rFonts w:ascii="Times New Roman" w:eastAsia="Times New Roman" w:hAnsi="Times New Roman"/>
-                <w:highlight w:val="yellow"/>
-              </w:rPr>
-              <w:t>tắt</w:t>
-            </w:r>
-            <w:proofErr w:type="spellEnd"/>
-            <w:r>
-              <w:rPr>
-                <w:rFonts w:ascii="Times New Roman" w:eastAsia="Times New Roman" w:hAnsi="Times New Roman"/>
-                <w:highlight w:val="yellow"/>
-              </w:rPr>
-              <w:t xml:space="preserve"> </w:t>
-            </w:r>
-            <w:proofErr w:type="spellStart"/>
-            <w:r>
-              <w:rPr>
-                <w:rFonts w:ascii="Times New Roman" w:eastAsia="Times New Roman" w:hAnsi="Times New Roman"/>
-                <w:highlight w:val="yellow"/>
-              </w:rPr>
-              <w:t>đơn</w:t>
-            </w:r>
-            <w:proofErr w:type="spellEnd"/>
-            <w:r>
-              <w:rPr>
-                <w:rFonts w:ascii="Times New Roman" w:eastAsia="Times New Roman" w:hAnsi="Times New Roman"/>
-                <w:highlight w:val="yellow"/>
-              </w:rPr>
-              <w:t xml:space="preserve"> </w:t>
-            </w:r>
-            <w:proofErr w:type="spellStart"/>
-            <w:r>
-              <w:rPr>
-                <w:rFonts w:ascii="Times New Roman" w:eastAsia="Times New Roman" w:hAnsi="Times New Roman"/>
-                <w:highlight w:val="yellow"/>
-              </w:rPr>
-              <w:t>vị</w:t>
-            </w:r>
-            <w:proofErr w:type="spellEnd"/>
-            <w:r>
-              <w:rPr>
-                <w:rFonts w:ascii="Times New Roman" w:eastAsia="Times New Roman" w:hAnsi="Times New Roman"/>
-                <w:highlight w:val="yellow"/>
-              </w:rPr>
-              <w:t xml:space="preserve"> CG v </w:t>
-            </w:r>
-            <w:proofErr w:type="spellStart"/>
-            <w:r>
-              <w:rPr>
-                <w:rFonts w:ascii="Times New Roman" w:eastAsia="Times New Roman" w:hAnsi="Times New Roman"/>
-                <w:highlight w:val="yellow"/>
-              </w:rPr>
-              <w:t>nhận</w:t>
-            </w:r>
-            <w:proofErr w:type="spellEnd"/>
-            <w:r>
-              <w:rPr>
-                <w:rFonts w:ascii="Times New Roman" w:eastAsia="Times New Roman" w:hAnsi="Times New Roman"/>
-                <w:highlight w:val="yellow"/>
-              </w:rPr>
-              <w:t xml:space="preserve"> CG);</w:t>
+              <w:t xml:space="preserve">thêm tên tắt đơn vị CG v nhận CG);</w:t>
             </w:r>
           </w:p>
           <w:p>
@@ -2905,19 +1765,7 @@
               <w:rPr>
                 <w:rFonts w:ascii="Times New Roman" w:eastAsia="Times New Roman" w:hAnsi="Times New Roman"/>
               </w:rPr>
-              <w:t>-</w:t>
-            </w:r>
-            <w:r>
-              <w:rPr>
-                <w:rFonts w:ascii="Times New Roman" w:eastAsia="Times New Roman" w:hAnsi="Times New Roman"/>
-              </w:rPr>
-              <w:t xml:space="preserve"> </w:t>
-            </w:r>
-            <w:r>
-              <w:rPr>
-                <w:rFonts w:ascii="Times New Roman" w:eastAsia="Times New Roman" w:hAnsi="Times New Roman"/>
-              </w:rPr>
-              <w:t>TCKT;</w:t>
+              <w:t xml:space="preserve">- TCKT;</w:t>
             </w:r>
           </w:p>
           <w:p>
@@ -2947,21 +1795,7 @@
               <w:rPr>
                 <w:rFonts w:ascii="Times New Roman" w:eastAsia="Times New Roman" w:hAnsi="Times New Roman"/>
               </w:rPr>
-              <w:t xml:space="preserve">- </w:t>
-            </w:r>
-            <w:proofErr w:type="spellStart"/>
-            <w:r>
-              <w:rPr>
-                <w:rFonts w:ascii="Times New Roman" w:eastAsia="Times New Roman" w:hAnsi="Times New Roman"/>
-              </w:rPr>
-              <w:t>Lưu</w:t>
-            </w:r>
-            <w:proofErr w:type="spellEnd"/>
-            <w:r>
-              <w:rPr>
-                <w:rFonts w:ascii="Times New Roman" w:eastAsia="Times New Roman" w:hAnsi="Times New Roman"/>
-              </w:rPr>
-              <w:t xml:space="preserve"> VT, KHCN.</w:t>
+              <w:t xml:space="preserve">- Lưu VT, KHCN.</w:t>
             </w:r>
           </w:p>
           <w:p>
@@ -5002,31 +3836,31 @@
       </w:rPr>
     </w:lvl>
   </w:abstractNum>
-  <w:num w:numId="1" w16cid:durableId="439910333">
+  <w:num w:numId="1" w16cid:durableId="1435132336">
     <w:abstractNumId w:val="3"/>
   </w:num>
-  <w:num w:numId="2" w16cid:durableId="1243562240">
+  <w:num w:numId="2" w16cid:durableId="1523319011">
     <w:abstractNumId w:val="12"/>
   </w:num>
-  <w:num w:numId="3" w16cid:durableId="1602689294">
+  <w:num w:numId="3" w16cid:durableId="1092552649">
     <w:abstractNumId w:val="1"/>
   </w:num>
-  <w:num w:numId="4" w16cid:durableId="1678457261">
+  <w:num w:numId="4" w16cid:durableId="1698850846">
     <w:abstractNumId w:val="4"/>
   </w:num>
-  <w:num w:numId="5" w16cid:durableId="1622803594">
+  <w:num w:numId="5" w16cid:durableId="388964068">
     <w:abstractNumId w:val="7"/>
   </w:num>
-  <w:num w:numId="6" w16cid:durableId="1202089007">
+  <w:num w:numId="6" w16cid:durableId="1160541331">
     <w:abstractNumId w:val="10"/>
   </w:num>
-  <w:num w:numId="7" w16cid:durableId="203101072">
+  <w:num w:numId="7" w16cid:durableId="70198127">
     <w:abstractNumId w:val="8"/>
   </w:num>
-  <w:num w:numId="8" w16cid:durableId="674260463">
+  <w:num w:numId="8" w16cid:durableId="474419711">
     <w:abstractNumId w:val="2"/>
   </w:num>
-  <w:num w:numId="9" w16cid:durableId="1601792282">
+  <w:num w:numId="9" w16cid:durableId="418257785">
     <w:abstractNumId w:val="2"/>
     <w:lvlOverride w:ilvl="1"/>
     <w:lvlOverride w:ilvl="2"/>
@@ -5037,34 +3871,34 @@
     <w:lvlOverride w:ilvl="7"/>
     <w:lvlOverride w:ilvl="8"/>
   </w:num>
-  <w:num w:numId="10" w16cid:durableId="1687554142">
+  <w:num w:numId="10" w16cid:durableId="621885665">
     <w:abstractNumId w:val="14"/>
   </w:num>
-  <w:num w:numId="11" w16cid:durableId="938023349">
+  <w:num w:numId="11" w16cid:durableId="1527910453">
     <w:abstractNumId w:val="11"/>
   </w:num>
-  <w:num w:numId="12" w16cid:durableId="1716850241">
+  <w:num w:numId="12" w16cid:durableId="117649833">
     <w:abstractNumId w:val="0"/>
   </w:num>
-  <w:num w:numId="13" w16cid:durableId="100808416">
+  <w:num w:numId="13" w16cid:durableId="1690914437">
     <w:abstractNumId w:val="6"/>
   </w:num>
-  <w:num w:numId="14" w16cid:durableId="1860462234">
+  <w:num w:numId="14" w16cid:durableId="179584701">
     <w:abstractNumId w:val="16"/>
   </w:num>
-  <w:num w:numId="15" w16cid:durableId="2084720718">
+  <w:num w:numId="15" w16cid:durableId="709260078">
     <w:abstractNumId w:val="13"/>
   </w:num>
-  <w:num w:numId="16" w16cid:durableId="2017028706">
+  <w:num w:numId="16" w16cid:durableId="1781728928">
     <w:abstractNumId w:val="15"/>
   </w:num>
-  <w:num w:numId="17" w16cid:durableId="301814401">
+  <w:num w:numId="17" w16cid:durableId="1224751430">
     <w:abstractNumId w:val="17"/>
   </w:num>
-  <w:num w:numId="18" w16cid:durableId="1442601664">
+  <w:num w:numId="18" w16cid:durableId="1714308938">
     <w:abstractNumId w:val="9"/>
   </w:num>
-  <w:num w:numId="19" w16cid:durableId="1048333881">
+  <w:num w:numId="19" w16cid:durableId="547839836">
     <w:abstractNumId w:val="5"/>
   </w:num>
 </w:numbering>

--- a/server/templates/mau_1a_chuan.docx
+++ b/server/templates/mau_1a_chuan.docx
@@ -1934,43 +1934,12 @@
     </w:tbl>
     <w:p>
       <w:pPr>
-        <w:spacing w:after="0" w:line="276" w:lineRule="auto"/>
-        <w:rPr>
-          <w:rFonts w:ascii="Times New Roman" w:eastAsia="Times New Roman" w:hAnsi="Times New Roman"/>
-          <w:sz w:val="26"/>
-          <w:szCs w:val="26"/>
-        </w:rPr>
-      </w:pPr>
-    </w:p>
-    <w:p>
-      <w:pPr>
-        <w:rPr>
-          <w:rFonts w:ascii="Times New Roman" w:hAnsi="Times New Roman"/>
-          <w:sz w:val="26"/>
-          <w:szCs w:val="26"/>
-        </w:rPr>
-      </w:pPr>
-    </w:p>
-    <w:p>
-      <w:pPr>
-        <w:tabs>
-          <w:tab w:val="left" w:pos="5280"/>
-        </w:tabs>
-        <w:rPr>
-          <w:rFonts w:ascii="Times New Roman" w:hAnsi="Times New Roman"/>
-          <w:sz w:val="26"/>
-          <w:szCs w:val="26"/>
-          <w:lang w:val="vi-VN"/>
-        </w:rPr>
-      </w:pPr>
-      <w:r>
-        <w:rPr>
-          <w:rFonts w:ascii="Times New Roman" w:hAnsi="Times New Roman"/>
-          <w:sz w:val="26"/>
-          <w:szCs w:val="26"/>
-        </w:rPr>
-        <w:tab/>
-      </w:r>
+        <w:spacing w:before="0" w:after="0" w:line="20" w:lineRule="exact"/>
+        <w:rPr>
+          <w:sz w:val="2"/>
+          <w:szCs w:val="2"/>
+        </w:rPr>
+      </w:pPr>
     </w:p>
     <w:sectPr>
       <w:footerReference w:type="default" r:id="rId7"/>

--- a/server/templates/mau_1a_chuan.docx
+++ b/server/templates/mau_1a_chuan.docx
@@ -21,8 +21,8 @@
       <w:tblPr>
         <w:tblW w:w="9900" w:type="dxa"/>
         <w:tblInd w:w="-342" w:type="dxa"/>
+        <w:tblLayout w:type="fixed"/>
         <w:tblLook w:val="04A0" w:firstRow="1" w:lastRow="0" w:firstColumn="1" w:lastColumn="0" w:noHBand="0" w:noVBand="1"/>
-        <w:tblLayout w:type="fixed"/>
       </w:tblPr>
       <w:tblGrid>
         <w:gridCol w:w="4230"/>
@@ -35,6 +35,10 @@
         <w:tc>
           <w:tcPr>
             <w:tcW w:w="4230" w:type="dxa"/>
+            <w:tcMar>
+              <w:left w:w="0" w:type="dxa"/>
+              <w:right w:w="0" w:type="dxa"/>
+            </w:tcMar>
           </w:tcPr>
           <w:p>
             <w:pPr>
@@ -62,28 +66,23 @@
                 <w:tab w:val="left" w:pos="630"/>
               </w:tabs>
               <w:spacing w:line="276" w:lineRule="auto"/>
+              <w:ind w:left="-120" w:right="-120"/>
               <w:jc w:val="center"/>
               <w:rPr>
                 <w:b/>
-                <w:sz w:val="26"/>
-                <w:szCs w:val="26"/>
+                <w:sz w:val="24"/>
+                <w:szCs w:val="24"/>
               </w:rPr>
             </w:pPr>
             <w:r>
               <w:rPr>
+                <w:rFonts w:ascii="Times New Roman" w:eastAsia="Times New Roman" w:hAnsi="Times New Roman" w:cs="Times New Roman"/>
                 <w:b/>
-                <w:noProof/>
-                <w:sz w:val="26"/>
-                <w:szCs w:val="26"/>
-                <w:highlight w:val="yellow"/>
-              </w:rPr>
-              <w:pict w14:anchorId="49ACF0D5">
-                <v:shapetype id="_x0000_t32" coordsize="21600,21600" o:spt="32" o:oned="t" path="m,l21600,21600e" filled="f">
-                  <v:path arrowok="t" fillok="f" o:connecttype="none"/>
-                  <o:lock v:ext="edit" shapetype="t"/>
-                </v:shapetype>
-                <v:shape id="_x0000_s1028" type="#_x0000_t32" style="position:absolute;left:0;text-align:left;margin-left:64.05pt;margin-top:14.65pt;width:60.75pt;height:.05pt;z-index:251658240" o:connectortype="straight"/>
-              </w:pict>
+                <w:bCs/>
+                <w:sz w:val="24"/>
+                <w:szCs w:val="24"/>
+              </w:rPr>
+              <w:t>{don_vi_uppercase}</w:t>
             </w:r>
           </w:p>
           <w:p>
@@ -100,6 +99,21 @@
                 <w:szCs w:val="26"/>
               </w:rPr>
             </w:pPr>
+            <w:r>
+              <w:rPr>
+                <w:b/>
+                <w:noProof/>
+                <w:sz w:val="26"/>
+                <w:szCs w:val="26"/>
+              </w:rPr>
+              <w:pict w14:anchorId="651131F9">
+                <v:shapetype id="_x0000_t32" coordsize="21600,21600" o:spt="32" o:oned="t" path="m,l21600,21600e" filled="f">
+                  <v:path arrowok="t" fillok="f" o:connecttype="none"/>
+                  <o:lock v:ext="edit" shapetype="t"/>
+                </v:shapetype>
+                <v:shape id="_x0000_s1028" type="#_x0000_t32" style="position:absolute;left:0;text-align:left;margin-left:75.3pt;margin-top:4.5pt;width:60.75pt;height:.05pt;z-index:251658240" o:connectortype="straight"/>
+              </w:pict>
+            </w:r>
           </w:p>
           <w:p>
             <w:pPr>
@@ -107,13 +121,13 @@
               <w:spacing w:line="276" w:lineRule="auto"/>
               <w:jc w:val="center"/>
               <w:rPr>
-                <w:b/>
                 <w:sz w:val="26"/>
                 <w:szCs w:val="26"/>
               </w:rPr>
             </w:pPr>
             <w:r>
               <w:rPr>
+                <w:rFonts w:ascii="Times New Roman" w:eastAsia="Times New Roman" w:hAnsi="Times New Roman" w:cs="Times New Roman"/>
                 <w:sz w:val="26"/>
                 <w:szCs w:val="26"/>
               </w:rPr>
@@ -182,7 +196,7 @@
                 <w:noProof/>
                 <w:szCs w:val="28"/>
               </w:rPr>
-              <w:pict w14:anchorId="0A9FF958">
+              <w:pict w14:anchorId="5FB71C29">
                 <v:shape id="_x0000_s1026" type="#_x0000_t32" style="position:absolute;left:0;text-align:left;margin-left:48.3pt;margin-top:16pt;width:176.25pt;height:0;z-index:251657216" o:connectortype="straight"/>
               </w:pict>
             </w:r>
@@ -229,15 +243,15 @@
               <w:spacing w:line="276" w:lineRule="auto"/>
               <w:jc w:val="center"/>
               <w:rPr>
-                <w:b/>
                 <w:sz w:val="26"/>
                 <w:szCs w:val="26"/>
               </w:rPr>
             </w:pPr>
             <w:r>
               <w:rPr>
-                <w:rFonts w:ascii="Times New Roman" w:hAnsi="Times New Roman"/>
+                <w:rFonts w:ascii="Times New Roman" w:eastAsia="Times New Roman" w:hAnsi="Times New Roman" w:cs="Times New Roman"/>
                 <w:i/>
+                <w:iCs/>
                 <w:sz w:val="26"/>
                 <w:szCs w:val="26"/>
               </w:rPr>
@@ -441,11 +455,11 @@
       </w:pPr>
       <w:r>
         <w:rPr>
-          <w:rFonts w:ascii="Times New Roman" w:hAnsi="Times New Roman"/>
-          <w:sz w:val="26"/>
-          <w:szCs w:val="26"/>
-        </w:rPr>
-        <w:t xml:space="preserve">{muc_dich}</w:t>
+          <w:rFonts w:ascii="Times New Roman" w:eastAsia="Times New Roman" w:hAnsi="Times New Roman" w:cs="Times New Roman"/>
+          <w:sz w:val="26"/>
+          <w:szCs w:val="26"/>
+        </w:rPr>
+        <w:t>{muc_dich}</w:t>
       </w:r>
     </w:p>
     <w:p>
@@ -535,8 +549,7 @@
           <w:szCs w:val="26"/>
           <w:lang w:eastAsia="vi-VN"/>
         </w:rPr>
-        <w:t xml:space="preserve">1. Nhu cầu cần sử dụng của đơn vị tiếp nhận chuyển giao:
-{nhu_cau_tiep_nhan}</w:t>
+        <w:t xml:space="preserve">1. Nhu cầu cần sử dụng của đơn vị tiếp nhận chuyển giao:</w:t>
       </w:r>
     </w:p>
     <w:p>
@@ -555,13 +568,11 @@
       </w:pPr>
       <w:r>
         <w:rPr>
-          <w:rFonts w:ascii="Times New Roman" w:hAnsi="Times New Roman"/>
-          <w:bCs/>
-          <w:sz w:val="26"/>
-          <w:szCs w:val="26"/>
-          <w:lang w:eastAsia="vi-VN"/>
-        </w:rPr>
-        <w:t xml:space="preserve"> </w:t>
+          <w:rFonts w:ascii="Times New Roman" w:eastAsia="Times New Roman" w:hAnsi="Times New Roman" w:cs="Times New Roman"/>
+          <w:sz w:val="26"/>
+          <w:szCs w:val="26"/>
+        </w:rPr>
+        <w:t>{nhu_cau_tiep_nhan}</w:t>
       </w:r>
     </w:p>
     <w:p>
@@ -586,8 +597,7 @@
           <w:szCs w:val="26"/>
           <w:lang w:eastAsia="vi-VN"/>
         </w:rPr>
-        <w:t xml:space="preserve">2. Đáp ứng thực hiện chuyển giao của cá nhân/ đơn vị có sản phẩm chuyển giao:
-{dap_ung_thuc_hien}</w:t>
+        <w:t xml:space="preserve">2. Đáp ứng thực hiện chuyển giao của cá nhân/ đơn vị có sản phẩm chuyển giao: </w:t>
       </w:r>
     </w:p>
     <w:p>
@@ -604,6 +614,14 @@
           <w:lang w:eastAsia="vi-VN"/>
         </w:rPr>
       </w:pPr>
+      <w:r>
+        <w:rPr>
+          <w:rFonts w:ascii="Times New Roman" w:eastAsia="Times New Roman" w:hAnsi="Times New Roman" w:cs="Times New Roman"/>
+          <w:sz w:val="26"/>
+          <w:szCs w:val="26"/>
+        </w:rPr>
+        <w:t>{dap_ung_thuc_hien}</w:t>
+      </w:r>
     </w:p>
     <w:p>
       <w:pPr>
@@ -621,14 +639,11 @@
       </w:pPr>
       <w:r>
         <w:rPr>
-          <w:rFonts w:ascii="Times New Roman" w:hAnsi="Times New Roman"/>
-          <w:bCs/>
-          <w:sz w:val="26"/>
-          <w:szCs w:val="26"/>
-          <w:lang w:eastAsia="vi-VN"/>
-        </w:rPr>
-        <w:t xml:space="preserve">3. Mục tiêu của chuyển giao:
-{muc_tieu}</w:t>
+          <w:rFonts w:ascii="Times New Roman" w:eastAsia="Times New Roman" w:hAnsi="Times New Roman" w:cs="Times New Roman"/>
+          <w:sz w:val="26"/>
+          <w:szCs w:val="26"/>
+        </w:rPr>
+        <w:t>3. Mục tiêu của chuyển giao:</w:t>
       </w:r>
     </w:p>
     <w:p>
@@ -645,6 +660,14 @@
           <w:lang w:eastAsia="vi-VN"/>
         </w:rPr>
       </w:pPr>
+      <w:r>
+        <w:rPr>
+          <w:rFonts w:ascii="Times New Roman" w:eastAsia="Times New Roman" w:hAnsi="Times New Roman" w:cs="Times New Roman"/>
+          <w:sz w:val="26"/>
+          <w:szCs w:val="26"/>
+        </w:rPr>
+        <w:t>{muc_tieu}</w:t>
+      </w:r>
     </w:p>
     <w:p>
       <w:pPr>
@@ -662,14 +685,11 @@
       </w:pPr>
       <w:r>
         <w:rPr>
-          <w:rFonts w:ascii="Times New Roman" w:hAnsi="Times New Roman"/>
-          <w:bCs/>
-          <w:sz w:val="26"/>
-          <w:szCs w:val="26"/>
-          <w:lang w:eastAsia="vi-VN"/>
-        </w:rPr>
-        <w:t xml:space="preserve">4. Đối tượng chuyển giao:
-{doi_tuong}</w:t>
+          <w:rFonts w:ascii="Times New Roman" w:eastAsia="Times New Roman" w:hAnsi="Times New Roman" w:cs="Times New Roman"/>
+          <w:sz w:val="26"/>
+          <w:szCs w:val="26"/>
+        </w:rPr>
+        <w:t>4. Đối tượng chuyển giao:</w:t>
       </w:r>
     </w:p>
     <w:p>
@@ -686,6 +706,14 @@
           <w:lang w:eastAsia="vi-VN"/>
         </w:rPr>
       </w:pPr>
+      <w:r>
+        <w:rPr>
+          <w:rFonts w:ascii="Times New Roman" w:eastAsia="Times New Roman" w:hAnsi="Times New Roman" w:cs="Times New Roman"/>
+          <w:sz w:val="26"/>
+          <w:szCs w:val="26"/>
+        </w:rPr>
+        <w:t>{doi_tuong}</w:t>
+      </w:r>
     </w:p>
     <w:p>
       <w:pPr>
@@ -703,14 +731,11 @@
       </w:pPr>
       <w:r>
         <w:rPr>
-          <w:rFonts w:ascii="Times New Roman" w:hAnsi="Times New Roman"/>
-          <w:bCs/>
-          <w:sz w:val="26"/>
-          <w:szCs w:val="26"/>
-          <w:lang w:eastAsia="vi-VN"/>
-        </w:rPr>
-        <w:t xml:space="preserve">5. Phương thức chuyển giao:
-{phuong_thuc}</w:t>
+          <w:rFonts w:ascii="Times New Roman" w:eastAsia="Times New Roman" w:hAnsi="Times New Roman" w:cs="Times New Roman"/>
+          <w:sz w:val="26"/>
+          <w:szCs w:val="26"/>
+        </w:rPr>
+        <w:t>5. Phương thức chuyển giao:</w:t>
       </w:r>
     </w:p>
     <w:p>
@@ -727,6 +752,14 @@
           <w:lang w:eastAsia="vi-VN"/>
         </w:rPr>
       </w:pPr>
+      <w:r>
+        <w:rPr>
+          <w:rFonts w:ascii="Times New Roman" w:eastAsia="Times New Roman" w:hAnsi="Times New Roman" w:cs="Times New Roman"/>
+          <w:sz w:val="26"/>
+          <w:szCs w:val="26"/>
+        </w:rPr>
+        <w:t>{phuong_thuc}</w:t>
+      </w:r>
     </w:p>
     <w:p>
       <w:pPr>
@@ -744,13 +777,11 @@
       </w:pPr>
       <w:r>
         <w:rPr>
-          <w:rFonts w:ascii="Times New Roman" w:hAnsi="Times New Roman"/>
-          <w:bCs/>
-          <w:sz w:val="26"/>
-          <w:szCs w:val="26"/>
-          <w:lang w:eastAsia="vi-VN"/>
-        </w:rPr>
-        <w:t xml:space="preserve">6. Hình thức chuyển giao: {hinh_thuc}</w:t>
+          <w:rFonts w:ascii="Times New Roman" w:eastAsia="Times New Roman" w:hAnsi="Times New Roman" w:cs="Times New Roman"/>
+          <w:sz w:val="26"/>
+          <w:szCs w:val="26"/>
+        </w:rPr>
+        <w:t>6. Hình thức chuyển giao: {hinh_thuc}</w:t>
       </w:r>
     </w:p>
     <w:p>
@@ -767,31 +798,13 @@
           <w:lang w:eastAsia="vi-VN"/>
         </w:rPr>
       </w:pPr>
-    </w:p>
-    <w:p>
-      <w:pPr>
-        <w:pStyle w:val="ListParagraph"/>
-        <w:spacing w:line="276" w:lineRule="auto"/>
-        <w:ind w:left="0"/>
-        <w:jc w:val="both"/>
-        <w:rPr>
-          <w:rFonts w:ascii="Times New Roman" w:hAnsi="Times New Roman"/>
-          <w:bCs/>
-          <w:sz w:val="26"/>
-          <w:szCs w:val="26"/>
-          <w:lang w:eastAsia="vi-VN"/>
-        </w:rPr>
-      </w:pPr>
       <w:r>
         <w:rPr>
-          <w:rFonts w:ascii="Times New Roman" w:hAnsi="Times New Roman"/>
-          <w:bCs/>
-          <w:sz w:val="26"/>
-          <w:szCs w:val="26"/>
-          <w:lang w:eastAsia="vi-VN"/>
-        </w:rPr>
-        <w:t xml:space="preserve">7. Quyền chuyển giao cụ thể đối với sản phẩm tri thức:
-{quyen_chuyen_giao}</w:t>
+          <w:rFonts w:ascii="Times New Roman" w:eastAsia="Times New Roman" w:hAnsi="Times New Roman" w:cs="Times New Roman"/>
+          <w:sz w:val="26"/>
+          <w:szCs w:val="26"/>
+        </w:rPr>
+        <w:t>7. Quyền chuyển giao cụ thể đối với sản phẩm tri thức:</w:t>
       </w:r>
     </w:p>
     <w:p>
@@ -806,12 +819,18 @@
         <w:jc w:val="both"/>
         <w:rPr>
           <w:rFonts w:ascii="Times New Roman" w:hAnsi="Times New Roman"/>
-          <w:b/>
-          <w:bCs/>
-          <w:sz w:val="26"/>
-          <w:szCs w:val="26"/>
-        </w:rPr>
-      </w:pPr>
+          <w:sz w:val="26"/>
+          <w:szCs w:val="26"/>
+        </w:rPr>
+      </w:pPr>
+      <w:r>
+        <w:rPr>
+          <w:rFonts w:ascii="Times New Roman" w:eastAsia="Times New Roman" w:hAnsi="Times New Roman" w:cs="Times New Roman"/>
+          <w:sz w:val="26"/>
+          <w:szCs w:val="26"/>
+        </w:rPr>
+        <w:t>{quyen_chuyen_giao}</w:t>
+      </w:r>
     </w:p>
     <w:p>
       <w:pPr>
@@ -825,22 +844,28 @@
         <w:jc w:val="both"/>
         <w:rPr>
           <w:rFonts w:ascii="Times New Roman" w:hAnsi="Times New Roman"/>
+          <w:sz w:val="26"/>
+          <w:szCs w:val="26"/>
+          <w:lang w:val="vi-VN"/>
+        </w:rPr>
+      </w:pPr>
+      <w:r>
+        <w:rPr>
+          <w:rFonts w:ascii="Times New Roman" w:eastAsia="Times New Roman" w:hAnsi="Times New Roman" w:cs="Times New Roman"/>
           <w:b/>
           <w:bCs/>
           <w:sz w:val="26"/>
           <w:szCs w:val="26"/>
-          <w:lang w:val="vi-VN"/>
-        </w:rPr>
-      </w:pPr>
+        </w:rPr>
+        <w:t xml:space="preserve">III. Thời gian chuyển giao: </w:t>
+      </w:r>
       <w:r>
         <w:rPr>
-          <w:rFonts w:ascii="Times New Roman" w:hAnsi="Times New Roman"/>
-          <w:b/>
-          <w:bCs/>
-          <w:sz w:val="26"/>
-          <w:szCs w:val="26"/>
-        </w:rPr>
-        <w:t xml:space="preserve">III. Thời gian chuyển giao (dự kiến): {thoi_gian}</w:t>
+          <w:rFonts w:ascii="Times New Roman" w:eastAsia="Times New Roman" w:hAnsi="Times New Roman" w:cs="Times New Roman"/>
+          <w:sz w:val="26"/>
+          <w:szCs w:val="26"/>
+        </w:rPr>
+        <w:t>{thoi_gian}</w:t>
       </w:r>
     </w:p>
     <w:p>
@@ -855,13 +880,74 @@
         <w:jc w:val="both"/>
         <w:rPr>
           <w:rFonts w:ascii="Times New Roman" w:hAnsi="Times New Roman"/>
+          <w:sz w:val="26"/>
+          <w:szCs w:val="26"/>
+        </w:rPr>
+      </w:pPr>
+      <w:r>
+        <w:rPr>
+          <w:rFonts w:ascii="Times New Roman" w:eastAsia="Times New Roman" w:hAnsi="Times New Roman" w:cs="Times New Roman"/>
           <w:b/>
           <w:bCs/>
           <w:sz w:val="26"/>
           <w:szCs w:val="26"/>
+        </w:rPr>
+        <w:t xml:space="preserve">IV. Địa điểm chuyển giao: </w:t>
+      </w:r>
+      <w:r>
+        <w:rPr>
+          <w:rFonts w:ascii="Times New Roman" w:eastAsia="Times New Roman" w:hAnsi="Times New Roman" w:cs="Times New Roman"/>
+          <w:sz w:val="26"/>
+          <w:szCs w:val="26"/>
+        </w:rPr>
+        <w:t>{dia_diem}</w:t>
+      </w:r>
+    </w:p>
+    <w:p>
+      <w:pPr>
+        <w:pStyle w:val="ListParagraph"/>
+        <w:spacing w:after="120" w:line="360" w:lineRule="auto"/>
+        <w:ind w:left="0"/>
+        <w:jc w:val="both"/>
+        <w:rPr>
+          <w:rFonts w:ascii="Times New Roman" w:hAnsi="Times New Roman"/>
+          <w:sz w:val="26"/>
+          <w:szCs w:val="26"/>
           <w:lang w:val="vi-VN"/>
         </w:rPr>
       </w:pPr>
+      <w:r>
+        <w:rPr>
+          <w:rFonts w:ascii="Times New Roman" w:eastAsia="Times New Roman" w:hAnsi="Times New Roman" w:cs="Times New Roman"/>
+          <w:b/>
+          <w:bCs/>
+          <w:sz w:val="26"/>
+          <w:szCs w:val="26"/>
+        </w:rPr>
+        <w:t>V. Thành phần tham dự:</w:t>
+      </w:r>
+    </w:p>
+    <w:p>
+      <w:pPr>
+        <w:pStyle w:val="ListParagraph"/>
+        <w:spacing w:after="120" w:line="360" w:lineRule="auto"/>
+        <w:ind w:left="0" w:firstLine="567"/>
+        <w:jc w:val="both"/>
+        <w:rPr>
+          <w:rFonts w:ascii="Times New Roman" w:hAnsi="Times New Roman"/>
+          <w:sz w:val="26"/>
+          <w:szCs w:val="26"/>
+          <w:lang w:val="vi-VN"/>
+        </w:rPr>
+      </w:pPr>
+      <w:r>
+        <w:rPr>
+          <w:rFonts w:ascii="Times New Roman" w:eastAsia="Times New Roman" w:hAnsi="Times New Roman" w:cs="Times New Roman"/>
+          <w:sz w:val="26"/>
+          <w:szCs w:val="26"/>
+        </w:rPr>
+        <w:t>{thanh_phan}</w:t>
+      </w:r>
     </w:p>
     <w:p>
       <w:pPr>
@@ -875,112 +961,32 @@
         <w:jc w:val="both"/>
         <w:rPr>
           <w:rFonts w:ascii="Times New Roman" w:hAnsi="Times New Roman"/>
+          <w:sz w:val="26"/>
+          <w:szCs w:val="26"/>
+          <w:lang w:val="vi-VN"/>
+        </w:rPr>
+      </w:pPr>
+      <w:r>
+        <w:rPr>
+          <w:rFonts w:ascii="Times New Roman" w:eastAsia="Times New Roman" w:hAnsi="Times New Roman" w:cs="Times New Roman"/>
           <w:b/>
           <w:bCs/>
           <w:sz w:val="26"/>
           <w:szCs w:val="26"/>
         </w:rPr>
-      </w:pPr>
+        <w:t xml:space="preserve">VI. Kinh phí tổ chức: </w:t>
+      </w:r>
       <w:r>
         <w:rPr>
-          <w:rFonts w:ascii="Times New Roman" w:hAnsi="Times New Roman"/>
-          <w:b/>
-          <w:bCs/>
-          <w:sz w:val="26"/>
-          <w:szCs w:val="26"/>
-        </w:rPr>
-        <w:t xml:space="preserve">IV. Địa điểm chuyển giao: {dia_diem}</w:t>
+          <w:rFonts w:ascii="Times New Roman" w:eastAsia="Times New Roman" w:hAnsi="Times New Roman" w:cs="Times New Roman"/>
+          <w:sz w:val="26"/>
+          <w:szCs w:val="26"/>
+        </w:rPr>
+        <w:t>{kinh_phi}</w:t>
       </w:r>
     </w:p>
     <w:p>
       <w:pPr>
-        <w:pStyle w:val="ListParagraph"/>
-        <w:tabs>
-          <w:tab w:val="left" w:pos="720"/>
-          <w:tab w:val="left" w:pos="900"/>
-        </w:tabs>
-        <w:spacing w:after="120" w:line="360" w:lineRule="auto"/>
-        <w:ind w:left="0"/>
-        <w:jc w:val="both"/>
-        <w:rPr>
-          <w:rFonts w:ascii="Times New Roman" w:hAnsi="Times New Roman"/>
-          <w:b/>
-          <w:bCs/>
-          <w:sz w:val="26"/>
-          <w:szCs w:val="26"/>
-          <w:lang w:val="vi-VN"/>
-        </w:rPr>
-      </w:pPr>
-    </w:p>
-    <w:p>
-      <w:pPr>
-        <w:pStyle w:val="ListParagraph"/>
-        <w:spacing w:after="120" w:line="360" w:lineRule="auto"/>
-        <w:ind w:left="0"/>
-        <w:jc w:val="both"/>
-        <w:rPr>
-          <w:rFonts w:ascii="Times New Roman" w:hAnsi="Times New Roman"/>
-          <w:sz w:val="26"/>
-          <w:szCs w:val="26"/>
-          <w:lang w:val="vi-VN"/>
-        </w:rPr>
-      </w:pPr>
-      <w:r>
-        <w:rPr>
-          <w:rFonts w:ascii="Times New Roman" w:hAnsi="Times New Roman"/>
-          <w:b/>
-          <w:bCs/>
-          <w:sz w:val="26"/>
-          <w:szCs w:val="26"/>
-        </w:rPr>
-        <w:t xml:space="preserve">V. Thành phần tham dự:
-{thanh_phan}</w:t>
-      </w:r>
-    </w:p>
-    <w:p>
-      <w:pPr>
-        <w:pStyle w:val="ListParagraph"/>
-        <w:spacing w:after="120" w:line="360" w:lineRule="auto"/>
-        <w:ind w:left="0" w:firstLine="567"/>
-        <w:jc w:val="both"/>
-        <w:rPr>
-          <w:rFonts w:ascii="Times New Roman" w:hAnsi="Times New Roman"/>
-          <w:sz w:val="26"/>
-          <w:szCs w:val="26"/>
-          <w:lang w:val="vi-VN"/>
-        </w:rPr>
-      </w:pPr>
-    </w:p>
-    <w:p>
-      <w:pPr>
-        <w:pStyle w:val="ListParagraph"/>
-        <w:tabs>
-          <w:tab w:val="left" w:pos="720"/>
-          <w:tab w:val="left" w:pos="900"/>
-        </w:tabs>
-        <w:spacing w:after="120" w:line="360" w:lineRule="auto"/>
-        <w:ind w:left="0"/>
-        <w:jc w:val="both"/>
-        <w:rPr>
-          <w:rFonts w:ascii="Times New Roman" w:hAnsi="Times New Roman"/>
-          <w:sz w:val="26"/>
-          <w:szCs w:val="26"/>
-          <w:lang w:val="vi-VN"/>
-        </w:rPr>
-      </w:pPr>
-      <w:r>
-        <w:rPr>
-          <w:rFonts w:ascii="Times New Roman" w:hAnsi="Times New Roman"/>
-          <w:b/>
-          <w:bCs/>
-          <w:sz w:val="26"/>
-          <w:szCs w:val="26"/>
-        </w:rPr>
-        <w:t xml:space="preserve">VI. Kinh phí tổ chức: {kinh_phi}</w:t>
-      </w:r>
-    </w:p>
-    <w:p>
-      <w:pPr>
         <w:spacing w:after="120" w:line="360" w:lineRule="auto"/>
         <w:rPr>
           <w:rFonts w:ascii="Times New Roman" w:hAnsi="Times New Roman"/>
@@ -1013,7 +1019,7 @@
           <w:szCs w:val="26"/>
           <w:lang w:val="vi-VN"/>
         </w:rPr>
-        <w:t xml:space="preserve">xem xét và phê duyệt.</w:t>
+        <w:t>xem xét và phê duyệt.</w:t>
       </w:r>
     </w:p>
     <w:p>
@@ -1322,17 +1328,6 @@
                 <w:szCs w:val="26"/>
               </w:rPr>
             </w:pPr>
-            <w:pPr>
-              <w:jc w:val="center"/>
-            </w:pPr>
-            <w:r>
-              <w:rPr>
-                <w:rFonts w:ascii="Times New Roman" w:hAnsi="Times New Roman" w:cs="Times New Roman"/>
-                <w:sz w:val="26"/>
-                <w:b/>
-              </w:rPr>
-              <w:t xml:space="preserve">{truong_don_vi}</w:t>
-            </w:r>
           </w:p>
         </w:tc>
         <w:tc>
@@ -1367,17 +1362,6 @@
                 <w:szCs w:val="26"/>
               </w:rPr>
             </w:pPr>
-            <w:pPr>
-              <w:jc w:val="center"/>
-            </w:pPr>
-            <w:r>
-              <w:rPr>
-                <w:rFonts w:ascii="Times New Roman" w:hAnsi="Times New Roman" w:cs="Times New Roman"/>
-                <w:sz w:val="26"/>
-                <w:b/>
-              </w:rPr>
-              <w:t xml:space="preserve">{ho_ten}</w:t>
-            </w:r>
           </w:p>
         </w:tc>
       </w:tr>
@@ -1407,7 +1391,7 @@
                 <w:sz w:val="26"/>
                 <w:szCs w:val="26"/>
               </w:rPr>
-              <w:t xml:space="preserve">Phòng KH&amp;CN</w:t>
+              <w:t>Phòng KH&amp;CN</w:t>
             </w:r>
           </w:p>
         </w:tc>
@@ -1451,7 +1435,7 @@
                 <w:sz w:val="26"/>
                 <w:szCs w:val="26"/>
               </w:rPr>
-              <w:t xml:space="preserve">Phòng TCKT</w:t>
+              <w:t>Phòng TCKT</w:t>
             </w:r>
           </w:p>
         </w:tc>
@@ -1934,12 +1918,43 @@
     </w:tbl>
     <w:p>
       <w:pPr>
-        <w:spacing w:before="0" w:after="0" w:line="20" w:lineRule="exact"/>
-        <w:rPr>
-          <w:sz w:val="2"/>
-          <w:szCs w:val="2"/>
-        </w:rPr>
-      </w:pPr>
+        <w:spacing w:after="0" w:line="276" w:lineRule="auto"/>
+        <w:rPr>
+          <w:rFonts w:ascii="Times New Roman" w:eastAsia="Times New Roman" w:hAnsi="Times New Roman"/>
+          <w:sz w:val="26"/>
+          <w:szCs w:val="26"/>
+        </w:rPr>
+      </w:pPr>
+    </w:p>
+    <w:p>
+      <w:pPr>
+        <w:rPr>
+          <w:rFonts w:ascii="Times New Roman" w:hAnsi="Times New Roman"/>
+          <w:sz w:val="26"/>
+          <w:szCs w:val="26"/>
+        </w:rPr>
+      </w:pPr>
+    </w:p>
+    <w:p>
+      <w:pPr>
+        <w:tabs>
+          <w:tab w:val="left" w:pos="5280"/>
+        </w:tabs>
+        <w:rPr>
+          <w:rFonts w:ascii="Times New Roman" w:hAnsi="Times New Roman"/>
+          <w:sz w:val="26"/>
+          <w:szCs w:val="26"/>
+          <w:lang w:val="vi-VN"/>
+        </w:rPr>
+      </w:pPr>
+      <w:r>
+        <w:rPr>
+          <w:rFonts w:ascii="Times New Roman" w:hAnsi="Times New Roman"/>
+          <w:sz w:val="26"/>
+          <w:szCs w:val="26"/>
+        </w:rPr>
+        <w:tab/>
+      </w:r>
     </w:p>
     <w:sectPr>
       <w:footerReference w:type="default" r:id="rId7"/>
@@ -3805,31 +3820,31 @@
       </w:rPr>
     </w:lvl>
   </w:abstractNum>
-  <w:num w:numId="1" w16cid:durableId="1435132336">
+  <w:num w:numId="1" w16cid:durableId="439910333">
     <w:abstractNumId w:val="3"/>
   </w:num>
-  <w:num w:numId="2" w16cid:durableId="1523319011">
+  <w:num w:numId="2" w16cid:durableId="1243562240">
     <w:abstractNumId w:val="12"/>
   </w:num>
-  <w:num w:numId="3" w16cid:durableId="1092552649">
+  <w:num w:numId="3" w16cid:durableId="1602689294">
     <w:abstractNumId w:val="1"/>
   </w:num>
-  <w:num w:numId="4" w16cid:durableId="1698850846">
+  <w:num w:numId="4" w16cid:durableId="1678457261">
     <w:abstractNumId w:val="4"/>
   </w:num>
-  <w:num w:numId="5" w16cid:durableId="388964068">
+  <w:num w:numId="5" w16cid:durableId="1622803594">
     <w:abstractNumId w:val="7"/>
   </w:num>
-  <w:num w:numId="6" w16cid:durableId="1160541331">
+  <w:num w:numId="6" w16cid:durableId="1202089007">
     <w:abstractNumId w:val="10"/>
   </w:num>
-  <w:num w:numId="7" w16cid:durableId="70198127">
+  <w:num w:numId="7" w16cid:durableId="203101072">
     <w:abstractNumId w:val="8"/>
   </w:num>
-  <w:num w:numId="8" w16cid:durableId="474419711">
+  <w:num w:numId="8" w16cid:durableId="674260463">
     <w:abstractNumId w:val="2"/>
   </w:num>
-  <w:num w:numId="9" w16cid:durableId="418257785">
+  <w:num w:numId="9" w16cid:durableId="1601792282">
     <w:abstractNumId w:val="2"/>
     <w:lvlOverride w:ilvl="1"/>
     <w:lvlOverride w:ilvl="2"/>
@@ -3840,34 +3855,34 @@
     <w:lvlOverride w:ilvl="7"/>
     <w:lvlOverride w:ilvl="8"/>
   </w:num>
-  <w:num w:numId="10" w16cid:durableId="621885665">
+  <w:num w:numId="10" w16cid:durableId="1687554142">
     <w:abstractNumId w:val="14"/>
   </w:num>
-  <w:num w:numId="11" w16cid:durableId="1527910453">
+  <w:num w:numId="11" w16cid:durableId="938023349">
     <w:abstractNumId w:val="11"/>
   </w:num>
-  <w:num w:numId="12" w16cid:durableId="117649833">
+  <w:num w:numId="12" w16cid:durableId="1716850241">
     <w:abstractNumId w:val="0"/>
   </w:num>
-  <w:num w:numId="13" w16cid:durableId="1690914437">
+  <w:num w:numId="13" w16cid:durableId="100808416">
     <w:abstractNumId w:val="6"/>
   </w:num>
-  <w:num w:numId="14" w16cid:durableId="179584701">
+  <w:num w:numId="14" w16cid:durableId="1860462234">
     <w:abstractNumId w:val="16"/>
   </w:num>
-  <w:num w:numId="15" w16cid:durableId="709260078">
+  <w:num w:numId="15" w16cid:durableId="2084720718">
     <w:abstractNumId w:val="13"/>
   </w:num>
-  <w:num w:numId="16" w16cid:durableId="1781728928">
+  <w:num w:numId="16" w16cid:durableId="2017028706">
     <w:abstractNumId w:val="15"/>
   </w:num>
-  <w:num w:numId="17" w16cid:durableId="1224751430">
+  <w:num w:numId="17" w16cid:durableId="301814401">
     <w:abstractNumId w:val="17"/>
   </w:num>
-  <w:num w:numId="18" w16cid:durableId="1714308938">
+  <w:num w:numId="18" w16cid:durableId="1442601664">
     <w:abstractNumId w:val="9"/>
   </w:num>
-  <w:num w:numId="19" w16cid:durableId="547839836">
+  <w:num w:numId="19" w16cid:durableId="1048333881">
     <w:abstractNumId w:val="5"/>
   </w:num>
 </w:numbering>
